--- a/lessons/4-3/downloads/4-3-notes-l1.docx
+++ b/lessons/4-3/downloads/4-3-notes-l1.docx
@@ -1037,6 +1037,160 @@
         </w:tc>
       </w:tr>
     </w:tbl>
+    <w:tbl>
+      <w:tblPr>
+        <w:tblW w:type="pct" w:w="100%"/>
+        <w:tblBorders>
+          <w:top w:val="none" w:color="FFFFFF" w:sz="0"/>
+          <w:left w:val="none" w:color="FFFFFF" w:sz="0"/>
+          <w:bottom w:val="single" w:color="C7D2DD" w:sz="4"/>
+          <w:right w:val="none" w:color="FFFFFF" w:sz="0"/>
+          <w:insideH w:val="none" w:color="FFFFFF" w:sz="0"/>
+          <w:insideV w:val="none" w:color="FFFFFF" w:sz="0"/>
+        </w:tblBorders>
+      </w:tblPr>
+      <w:tblGrid>
+        <w:gridCol w:w="1800"/>
+        <w:gridCol w:w="7560"/>
+      </w:tblGrid>
+      <w:tr>
+        <w:trPr>
+          <w:cantSplit/>
+        </w:trPr>
+        <w:tc>
+          <w:tcPr>
+            <w:tcW w:type="dxa" w:w="1800"/>
+            <w:tcMar>
+              <w:top w:type="dxa" w:w="100"/>
+              <w:left w:type="dxa" w:w="40"/>
+              <w:bottom w:type="dxa" w:w="100"/>
+              <w:right w:type="dxa" w:w="120"/>
+            </w:tcMar>
+            <w:vAlign w:val="center"/>
+          </w:tcPr>
+          <w:p>
+            <w:pPr>
+              <w:spacing w:after="0"/>
+              <w:jc w:val="center"/>
+            </w:pPr>
+            <w:r>
+              <w:drawing>
+                <wp:inline distT="0" distB="0" distL="0" distR="0">
+                  <wp:extent cx="1047750" cy="790575"/>
+                  <wp:effectExtent t="0" r="0" b="0" l="0"/>
+                  <wp:docPr id="1" name="" descr="" title=""/>
+                  <wp:cNvGraphicFramePr>
+                    <a:graphicFrameLocks xmlns:a="http://schemas.openxmlformats.org/drawingml/2006/main" noChangeAspect="1"/>
+                  </wp:cNvGraphicFramePr>
+                  <a:graphic xmlns:a="http://schemas.openxmlformats.org/drawingml/2006/main">
+                    <a:graphicData uri="http://schemas.openxmlformats.org/drawingml/2006/picture">
+                      <pic:pic xmlns:pic="http://schemas.openxmlformats.org/drawingml/2006/picture">
+                        <pic:nvPicPr>
+                          <pic:cNvPr id="0" name="" descr=""/>
+                          <pic:cNvPicPr>
+                            <a:picLocks noChangeAspect="1" noChangeArrowheads="1"/>
+                          </pic:cNvPicPr>
+                        </pic:nvPicPr>
+                        <pic:blipFill>
+                          <a:blip r:embed="rId13" cstate="none"/>
+                          <a:srcRect/>
+                          <a:stretch>
+                            <a:fillRect/>
+                          </a:stretch>
+                        </pic:blipFill>
+                        <pic:spPr bwMode="auto">
+                          <a:xfrm>
+                            <a:off x="0" y="0"/>
+                            <a:ext cx="1047750" cy="790575"/>
+                          </a:xfrm>
+                          <a:prstGeom prst="rect">
+                            <a:avLst/>
+                          </a:prstGeom>
+                        </pic:spPr>
+                      </pic:pic>
+                    </a:graphicData>
+                  </a:graphic>
+                </wp:inline>
+              </w:drawing>
+            </w:r>
+          </w:p>
+        </w:tc>
+        <w:tc>
+          <w:tcPr>
+            <w:tcW w:type="dxa" w:w="7560"/>
+            <w:tcMar>
+              <w:top w:type="dxa" w:w="100"/>
+              <w:left w:type="dxa" w:w="40"/>
+              <w:bottom w:type="dxa" w:w="100"/>
+              <w:right w:type="dxa" w:w="40"/>
+            </w:tcMar>
+            <w:vAlign w:val="center"/>
+          </w:tcPr>
+          <w:p>
+            <w:pPr>
+              <w:spacing w:after="50"/>
+            </w:pPr>
+            <w:r>
+              <w:rPr>
+                <w:b/>
+                <w:bCs/>
+                <w:color w:val="12355B"/>
+                <w:sz w:val="24"/>
+                <w:szCs w:val="24"/>
+              </w:rPr>
+              <w:t xml:space="preserve">Decompose</w:t>
+            </w:r>
+            <w:r>
+              <w:rPr>
+                <w:i/>
+                <w:iCs/>
+                <w:color w:val="5F6F80"/>
+                <w:sz w:val="19"/>
+                <w:szCs w:val="19"/>
+              </w:rPr>
+              <w:t xml:space="preserve">   Descomponer</w:t>
+            </w:r>
+          </w:p>
+          <w:p>
+            <w:pPr>
+              <w:spacing w:after="40"/>
+            </w:pPr>
+            <w:r>
+              <w:rPr>
+                <w:sz w:val="21"/>
+                <w:szCs w:val="21"/>
+              </w:rPr>
+              <w:t xml:space="preserve">Break a percent into friendly pieces that are easy to find.</w:t>
+            </w:r>
+          </w:p>
+          <w:p>
+            <w:pPr>
+              <w:spacing w:after="0"/>
+            </w:pPr>
+            <w:r>
+              <w:rPr>
+                <w:b/>
+                <w:bCs/>
+                <w:color w:val="1FA6A2"/>
+                <w:sz w:val="18"/>
+                <w:szCs w:val="18"/>
+              </w:rPr>
+              <w:t xml:space="preserve">Example:  </w:t>
+            </w:r>
+            <w:r>
+              <w:rPr>
+                <w:i/>
+                <w:iCs/>
+                <w:color w:val="5F6F80"/>
+                <w:sz w:val="18"/>
+                <w:szCs w:val="18"/>
+              </w:rPr>
+              <w:t xml:space="preserve">15% = 10% + 5%</w:t>
+            </w:r>
+          </w:p>
+        </w:tc>
+      </w:tr>
+    </w:tbl>
     <w:p>
       <w:pPr>
         <w:pStyle w:val="Heading1"/>
@@ -1125,7 +1279,7 @@
                 <w:sz w:val="21"/>
                 <w:szCs w:val="21"/>
               </w:rPr>
-              <w:t xml:space="preserve">estimate      •      benchmark percent      •      compatible numbers      •      double number line      •      the whole</w:t>
+              <w:t xml:space="preserve">estimate      •      benchmark percent      •      compatible numbers      •      double number line      •      the whole      •      Decompose</w:t>
             </w:r>
           </w:p>
         </w:tc>
@@ -1392,6 +1546,43 @@
           <w:szCs w:val="22"/>
         </w:rPr>
         <w:t xml:space="preserve">.</w:t>
+      </w:r>
+    </w:p>
+    <w:p>
+      <w:pPr>
+        <w:keepLines/>
+        <w:spacing w:after="260" w:before="200"/>
+      </w:pPr>
+      <w:r>
+        <w:rPr>
+          <w:b/>
+          <w:bCs/>
+          <w:color w:val="12355B"/>
+          <w:sz w:val="22"/>
+          <w:szCs w:val="22"/>
+        </w:rPr>
+        <w:t xml:space="preserve">6.  </w:t>
+      </w:r>
+      <w:r>
+        <w:rPr>
+          <w:sz w:val="22"/>
+          <w:szCs w:val="22"/>
+        </w:rPr>
+        <w:t xml:space="preserve">Breaking 15% into 10% plus 5% is called </w:t>
+      </w:r>
+      <w:r>
+        <w:rPr>
+          <w:sz w:val="22"/>
+          <w:szCs w:val="22"/>
+        </w:rPr>
+        <w:t xml:space="preserve">________________</w:t>
+      </w:r>
+      <w:r>
+        <w:rPr>
+          <w:sz w:val="22"/>
+          <w:szCs w:val="22"/>
+        </w:rPr>
+        <w:t xml:space="preserve"> the percent.</w:t>
       </w:r>
     </w:p>
     <w:p>
@@ -2381,7 +2572,7 @@
           <w:sz w:val="20"/>
           <w:szCs w:val="20"/>
         </w:rPr>
-        <w:t xml:space="preserve">A)  About 70%</w:t>
+        <w:t xml:space="preserve">A)  About 25%</w:t>
       </w:r>
     </w:p>
     <w:p>
@@ -2407,7 +2598,7 @@
           <w:sz w:val="20"/>
           <w:szCs w:val="20"/>
         </w:rPr>
-        <w:t xml:space="preserve">C)  About 25%</w:t>
+        <w:t xml:space="preserve">C)  About 70%</w:t>
       </w:r>
     </w:p>
     <w:p>
@@ -2466,7 +2657,7 @@
           <w:sz w:val="21"/>
           <w:szCs w:val="21"/>
         </w:rPr>
-        <w:t xml:space="preserve">A. About 70%</w:t>
+        <w:t xml:space="preserve">C. About 70%</w:t>
       </w:r>
     </w:p>
     <w:p>
@@ -2549,7 +2740,7 @@
           <w:sz w:val="20"/>
           <w:szCs w:val="20"/>
         </w:rPr>
-        <w:t xml:space="preserve">A)  1.5 GB</w:t>
+        <w:t xml:space="preserve">A)  1.25 GB</w:t>
       </w:r>
     </w:p>
     <w:p>
@@ -2562,7 +2753,7 @@
           <w:sz w:val="20"/>
           <w:szCs w:val="20"/>
         </w:rPr>
-        <w:t xml:space="preserve">B)  2.5 GB</w:t>
+        <w:t xml:space="preserve">B)  1.5 GB</w:t>
       </w:r>
     </w:p>
     <w:p>
@@ -2575,7 +2766,7 @@
           <w:sz w:val="20"/>
           <w:szCs w:val="20"/>
         </w:rPr>
-        <w:t xml:space="preserve">C)  1.25 GB</w:t>
+        <w:t xml:space="preserve">C)  2.5 GB</w:t>
       </w:r>
     </w:p>
     <w:p>
@@ -3448,7 +3639,7 @@
           <w:sz w:val="20"/>
           <w:szCs w:val="20"/>
         </w:rPr>
-        <w:t xml:space="preserve">A)  10% of 220</w:t>
+        <w:t xml:space="preserve">A)  1% of 216</w:t>
       </w:r>
     </w:p>
     <w:p>
@@ -3474,7 +3665,7 @@
           <w:sz w:val="20"/>
           <w:szCs w:val="20"/>
         </w:rPr>
-        <w:t xml:space="preserve">C)  86% of 216</w:t>
+        <w:t xml:space="preserve">C)  10% of 220</w:t>
       </w:r>
     </w:p>
     <w:p>
@@ -3487,7 +3678,7 @@
           <w:sz w:val="20"/>
           <w:szCs w:val="20"/>
         </w:rPr>
-        <w:t xml:space="preserve">D)  1% of 216</w:t>
+        <w:t xml:space="preserve">D)  86% of 216</w:t>
       </w:r>
     </w:p>
     <w:p>
@@ -3578,7 +3769,7 @@
           <w:sz w:val="20"/>
           <w:szCs w:val="20"/>
         </w:rPr>
-        <w:t xml:space="preserve">A)  22</w:t>
+        <w:t xml:space="preserve">A)  2.2</w:t>
       </w:r>
     </w:p>
     <w:p>
@@ -3591,7 +3782,7 @@
           <w:sz w:val="20"/>
           <w:szCs w:val="20"/>
         </w:rPr>
-        <w:t xml:space="preserve">B)  2.2</w:t>
+        <w:t xml:space="preserve">B)  22</w:t>
       </w:r>
     </w:p>
     <w:p>
@@ -3604,7 +3795,7 @@
           <w:sz w:val="20"/>
           <w:szCs w:val="20"/>
         </w:rPr>
-        <w:t xml:space="preserve">C)  220</w:t>
+        <w:t xml:space="preserve">C)  44</w:t>
       </w:r>
     </w:p>
     <w:p>
@@ -3617,7 +3808,7 @@
           <w:sz w:val="20"/>
           <w:szCs w:val="20"/>
         </w:rPr>
-        <w:t xml:space="preserve">D)  44</w:t>
+        <w:t xml:space="preserve">D)  220</w:t>
       </w:r>
     </w:p>
     <w:p>
@@ -3827,7 +4018,7 @@
           <w:sz w:val="21"/>
           <w:szCs w:val="21"/>
         </w:rPr>
-        <w:t xml:space="preserve">A)  About 80</w:t>
+        <w:t xml:space="preserve">A)  About 8</w:t>
       </w:r>
     </w:p>
     <w:p>
@@ -3840,7 +4031,7 @@
           <w:sz w:val="21"/>
           <w:szCs w:val="21"/>
         </w:rPr>
-        <w:t xml:space="preserve">B)  About 8</w:t>
+        <w:t xml:space="preserve">B)  About 40</w:t>
       </w:r>
     </w:p>
     <w:p>
@@ -3853,7 +4044,7 @@
           <w:sz w:val="21"/>
           <w:szCs w:val="21"/>
         </w:rPr>
-        <w:t xml:space="preserve">C)  About 200</w:t>
+        <w:t xml:space="preserve">C)  About 80</w:t>
       </w:r>
     </w:p>
     <w:p>
@@ -3866,7 +4057,7 @@
           <w:sz w:val="21"/>
           <w:szCs w:val="21"/>
         </w:rPr>
-        <w:t xml:space="preserve">D)  About 40</w:t>
+        <w:t xml:space="preserve">D)  About 200</w:t>
       </w:r>
     </w:p>
     <w:p>

--- a/lessons/4-3/downloads/4-3-notes-l1.docx
+++ b/lessons/4-3/downloads/4-3-notes-l1.docx
@@ -264,49 +264,269 @@
           <w:sz w:val="19"/>
           <w:szCs w:val="19"/>
         </w:rPr>
-        <w:t xml:space="preserve">Look at the picture, read the word, then read what it means.</w:t>
+        <w:t xml:space="preserve">Review each concept term, definition, non-example, and visual clue.</w:t>
       </w:r>
     </w:p>
     <w:tbl>
       <w:tblPr>
-        <w:tblW w:type="pct" w:w="100%"/>
+        <w:tblW w:type="dxa" w:w="9360"/>
         <w:tblBorders>
-          <w:top w:val="none" w:color="FFFFFF" w:sz="0"/>
-          <w:left w:val="none" w:color="FFFFFF" w:sz="0"/>
-          <w:bottom w:val="single" w:color="C7D2DD" w:sz="4"/>
-          <w:right w:val="none" w:color="FFFFFF" w:sz="0"/>
-          <w:insideH w:val="none" w:color="FFFFFF" w:sz="0"/>
-          <w:insideV w:val="none" w:color="FFFFFF" w:sz="0"/>
+          <w:top w:val="single" w:color="C7D2DD" w:sz="6"/>
+          <w:left w:val="single" w:color="C7D2DD" w:sz="6"/>
+          <w:bottom w:val="single" w:color="C7D2DD" w:sz="6"/>
+          <w:right w:val="single" w:color="C7D2DD" w:sz="6"/>
+          <w:insideH w:val="single" w:color="C7D2DD" w:sz="6"/>
+          <w:insideV w:val="single" w:color="C7D2DD" w:sz="6"/>
         </w:tblBorders>
       </w:tblPr>
       <w:tblGrid>
         <w:gridCol w:w="1800"/>
-        <w:gridCol w:w="7560"/>
+        <w:gridCol w:w="3160"/>
+        <w:gridCol w:w="2200"/>
+        <w:gridCol w:w="2200"/>
       </w:tblGrid>
       <w:tr>
         <w:trPr>
           <w:cantSplit/>
+          <w:tblHeader/>
         </w:trPr>
         <w:tc>
           <w:tcPr>
             <w:tcW w:type="dxa" w:w="1800"/>
-            <w:tcMar>
-              <w:top w:type="dxa" w:w="100"/>
-              <w:left w:type="dxa" w:w="40"/>
-              <w:bottom w:type="dxa" w:w="100"/>
-              <w:right w:type="dxa" w:w="120"/>
-            </w:tcMar>
-            <w:vAlign w:val="center"/>
+            <w:shd w:fill="EEF4F8" w:color="auto" w:val="clear"/>
+            <w:tcMar>
+              <w:top w:type="dxa" w:w="80"/>
+              <w:left w:type="dxa" w:w="100"/>
+              <w:bottom w:type="dxa" w:w="80"/>
+              <w:right w:type="dxa" w:w="100"/>
+            </w:tcMar>
           </w:tcPr>
           <w:p>
             <w:pPr>
               <w:spacing w:after="0"/>
+            </w:pPr>
+            <w:r>
+              <w:rPr>
+                <w:b/>
+                <w:bCs/>
+                <w:color w:val="12355B"/>
+                <w:sz w:val="19"/>
+                <w:szCs w:val="19"/>
+              </w:rPr>
+              <w:t xml:space="preserve">Concept Term</w:t>
+            </w:r>
+          </w:p>
+        </w:tc>
+        <w:tc>
+          <w:tcPr>
+            <w:tcW w:type="dxa" w:w="3160"/>
+            <w:shd w:fill="EEF4F8" w:color="auto" w:val="clear"/>
+            <w:tcMar>
+              <w:top w:type="dxa" w:w="80"/>
+              <w:left w:type="dxa" w:w="100"/>
+              <w:bottom w:type="dxa" w:w="80"/>
+              <w:right w:type="dxa" w:w="100"/>
+            </w:tcMar>
+          </w:tcPr>
+          <w:p>
+            <w:pPr>
+              <w:spacing w:after="0"/>
+            </w:pPr>
+            <w:r>
+              <w:rPr>
+                <w:b/>
+                <w:bCs/>
+                <w:color w:val="12355B"/>
+                <w:sz w:val="19"/>
+                <w:szCs w:val="19"/>
+              </w:rPr>
+              <w:t xml:space="preserve">Student-Friendly Definition</w:t>
+            </w:r>
+          </w:p>
+        </w:tc>
+        <w:tc>
+          <w:tcPr>
+            <w:tcW w:type="dxa" w:w="2200"/>
+            <w:shd w:fill="EEF4F8" w:color="auto" w:val="clear"/>
+            <w:tcMar>
+              <w:top w:type="dxa" w:w="80"/>
+              <w:left w:type="dxa" w:w="100"/>
+              <w:bottom w:type="dxa" w:w="80"/>
+              <w:right w:type="dxa" w:w="100"/>
+            </w:tcMar>
+          </w:tcPr>
+          <w:p>
+            <w:pPr>
+              <w:spacing w:after="0"/>
+            </w:pPr>
+            <w:r>
+              <w:rPr>
+                <w:b/>
+                <w:bCs/>
+                <w:color w:val="12355B"/>
+                <w:sz w:val="19"/>
+                <w:szCs w:val="19"/>
+              </w:rPr>
+              <w:t xml:space="preserve">Non-Example</w:t>
+            </w:r>
+          </w:p>
+        </w:tc>
+        <w:tc>
+          <w:tcPr>
+            <w:tcW w:type="dxa" w:w="2200"/>
+            <w:shd w:fill="EEF4F8" w:color="auto" w:val="clear"/>
+            <w:tcMar>
+              <w:top w:type="dxa" w:w="80"/>
+              <w:left w:type="dxa" w:w="100"/>
+              <w:bottom w:type="dxa" w:w="80"/>
+              <w:right w:type="dxa" w:w="100"/>
+            </w:tcMar>
+          </w:tcPr>
+          <w:p>
+            <w:pPr>
+              <w:spacing w:after="0"/>
+            </w:pPr>
+            <w:r>
+              <w:rPr>
+                <w:b/>
+                <w:bCs/>
+                <w:color w:val="12355B"/>
+                <w:sz w:val="19"/>
+                <w:szCs w:val="19"/>
+              </w:rPr>
+              <w:t xml:space="preserve">Visual Clue</w:t>
+            </w:r>
+          </w:p>
+        </w:tc>
+      </w:tr>
+      <w:tr>
+        <w:trPr>
+          <w:cantSplit/>
+        </w:trPr>
+        <w:tc>
+          <w:tcPr>
+            <w:tcW w:type="dxa" w:w="1800"/>
+            <w:tcMar>
+              <w:top w:type="dxa" w:w="80"/>
+              <w:left w:type="dxa" w:w="100"/>
+              <w:bottom w:type="dxa" w:w="80"/>
+              <w:right w:type="dxa" w:w="100"/>
+            </w:tcMar>
+            <w:vAlign w:val="top"/>
+          </w:tcPr>
+          <w:p>
+            <w:pPr>
+              <w:spacing w:after="30"/>
+            </w:pPr>
+            <w:r>
+              <w:rPr>
+                <w:b/>
+                <w:bCs/>
+                <w:color w:val="12355B"/>
+                <w:sz w:val="21"/>
+                <w:szCs w:val="21"/>
+              </w:rPr>
+              <w:t xml:space="preserve">estimate</w:t>
+            </w:r>
+          </w:p>
+          <w:p>
+            <w:pPr>
+              <w:spacing w:after="0"/>
+            </w:pPr>
+            <w:r>
+              <w:rPr>
+                <w:i/>
+                <w:iCs/>
+                <w:color w:val="5F6F80"/>
+                <w:sz w:val="18"/>
+                <w:szCs w:val="18"/>
+              </w:rPr>
+              <w:t xml:space="preserve">estimación</w:t>
+            </w:r>
+          </w:p>
+        </w:tc>
+        <w:tc>
+          <w:tcPr>
+            <w:tcW w:type="dxa" w:w="3160"/>
+            <w:tcMar>
+              <w:top w:type="dxa" w:w="80"/>
+              <w:left w:type="dxa" w:w="100"/>
+              <w:bottom w:type="dxa" w:w="80"/>
+              <w:right w:type="dxa" w:w="100"/>
+            </w:tcMar>
+            <w:vAlign w:val="top"/>
+          </w:tcPr>
+          <w:p>
+            <w:pPr>
+              <w:spacing w:after="0"/>
+            </w:pPr>
+            <w:r>
+              <w:rPr>
+                <w:sz w:val="20"/>
+                <w:szCs w:val="20"/>
+              </w:rPr>
+              <w:t xml:space="preserve">A reasoned answer that is close enough to be useful, found without exact computation.</w:t>
+            </w:r>
+          </w:p>
+        </w:tc>
+        <w:tc>
+          <w:tcPr>
+            <w:tcW w:type="dxa" w:w="2200"/>
+            <w:tcMar>
+              <w:top w:type="dxa" w:w="80"/>
+              <w:left w:type="dxa" w:w="100"/>
+              <w:bottom w:type="dxa" w:w="80"/>
+              <w:right w:type="dxa" w:w="100"/>
+            </w:tcMar>
+            <w:vAlign w:val="top"/>
+          </w:tcPr>
+          <w:p>
+            <w:pPr>
+              <w:spacing w:after="40"/>
+            </w:pPr>
+            <w:r>
+              <w:rPr>
+                <w:i/>
+                <w:iCs/>
+                <w:color w:val="5F6F80"/>
+                <w:sz w:val="19"/>
+                <w:szCs w:val="19"/>
+              </w:rPr>
+              <w:t xml:space="preserve">Not estimate: write a counter-example that breaks the definition.</w:t>
+            </w:r>
+          </w:p>
+          <w:p>
+            <w:pPr>
+              <w:pBdr>
+                <w:bottom w:val="single" w:color="AFBECC" w:sz="6"/>
+              </w:pBdr>
+              <w:spacing w:after="30" w:before="150"/>
+            </w:pPr>
+            <w:r>
+              <w:t xml:space="preserve"/>
+            </w:r>
+          </w:p>
+        </w:tc>
+        <w:tc>
+          <w:tcPr>
+            <w:tcW w:type="dxa" w:w="2200"/>
+            <w:tcMar>
+              <w:top w:type="dxa" w:w="80"/>
+              <w:left w:type="dxa" w:w="100"/>
+              <w:bottom w:type="dxa" w:w="80"/>
+              <w:right w:type="dxa" w:w="100"/>
+            </w:tcMar>
+            <w:vAlign w:val="top"/>
+          </w:tcPr>
+          <w:p>
+            <w:pPr>
+              <w:spacing w:after="40"/>
               <w:jc w:val="center"/>
             </w:pPr>
             <w:r>
               <w:drawing>
                 <wp:inline distT="0" distB="0" distL="0" distR="0">
-                  <wp:extent cx="1047750" cy="790575"/>
+                  <wp:extent cx="876300" cy="657225"/>
                   <wp:effectExtent t="0" r="0" b="0" l="0"/>
                   <wp:docPr id="1" name="" descr="" title=""/>
                   <wp:cNvGraphicFramePr>
@@ -331,7 +551,7 @@
                         <pic:spPr bwMode="auto">
                           <a:xfrm>
                             <a:off x="0" y="0"/>
-                            <a:ext cx="1047750" cy="790575"/>
+                            <a:ext cx="876300" cy="657225"/>
                           </a:xfrm>
                           <a:prstGeom prst="rect">
                             <a:avLst/>
@@ -344,32 +564,108 @@
               </w:drawing>
             </w:r>
           </w:p>
-        </w:tc>
-        <w:tc>
-          <w:tcPr>
-            <w:tcW w:type="dxa" w:w="7560"/>
-            <w:tcMar>
-              <w:top w:type="dxa" w:w="100"/>
-              <w:left w:type="dxa" w:w="40"/>
-              <w:bottom w:type="dxa" w:w="100"/>
-              <w:right w:type="dxa" w:w="40"/>
-            </w:tcMar>
-            <w:vAlign w:val="center"/>
-          </w:tcPr>
-          <w:p>
-            <w:pPr>
-              <w:spacing w:after="50"/>
+          <w:p>
+            <w:pPr>
+              <w:spacing w:after="0"/>
+            </w:pPr>
+            <w:r>
+              <w:rPr>
+                <w:i/>
+                <w:iCs/>
+                <w:color w:val="5F6F80"/>
+                <w:sz w:val="18"/>
+                <w:szCs w:val="18"/>
+              </w:rPr>
+              <w:t xml:space="preserve">8.6% of 216 ≈ 10% of 200 = 20 pounds of metal.</w:t>
+            </w:r>
+          </w:p>
+        </w:tc>
+      </w:tr>
+      <w:tr>
+        <w:trPr>
+          <w:cantSplit/>
+        </w:trPr>
+        <w:tc>
+          <w:tcPr>
+            <w:tcW w:type="dxa" w:w="1800"/>
+            <w:tcMar>
+              <w:top w:type="dxa" w:w="80"/>
+              <w:left w:type="dxa" w:w="100"/>
+              <w:bottom w:type="dxa" w:w="80"/>
+              <w:right w:type="dxa" w:w="100"/>
+            </w:tcMar>
+            <w:vAlign w:val="top"/>
+          </w:tcPr>
+          <w:p>
+            <w:pPr>
+              <w:spacing w:after="30"/>
             </w:pPr>
             <w:r>
               <w:rPr>
                 <w:b/>
                 <w:bCs/>
                 <w:color w:val="12355B"/>
-                <w:sz w:val="24"/>
-                <w:szCs w:val="24"/>
-              </w:rPr>
-              <w:t xml:space="preserve">estimate</w:t>
-            </w:r>
+                <w:sz w:val="21"/>
+                <w:szCs w:val="21"/>
+              </w:rPr>
+              <w:t xml:space="preserve">benchmark percent</w:t>
+            </w:r>
+          </w:p>
+          <w:p>
+            <w:pPr>
+              <w:spacing w:after="0"/>
+            </w:pPr>
+            <w:r>
+              <w:rPr>
+                <w:i/>
+                <w:iCs/>
+                <w:color w:val="5F6F80"/>
+                <w:sz w:val="18"/>
+                <w:szCs w:val="18"/>
+              </w:rPr>
+              <w:t xml:space="preserve">porcentaje de referencia</w:t>
+            </w:r>
+          </w:p>
+        </w:tc>
+        <w:tc>
+          <w:tcPr>
+            <w:tcW w:type="dxa" w:w="3160"/>
+            <w:tcMar>
+              <w:top w:type="dxa" w:w="80"/>
+              <w:left w:type="dxa" w:w="100"/>
+              <w:bottom w:type="dxa" w:w="80"/>
+              <w:right w:type="dxa" w:w="100"/>
+            </w:tcMar>
+            <w:vAlign w:val="top"/>
+          </w:tcPr>
+          <w:p>
+            <w:pPr>
+              <w:spacing w:after="0"/>
+            </w:pPr>
+            <w:r>
+              <w:rPr>
+                <w:sz w:val="20"/>
+                <w:szCs w:val="20"/>
+              </w:rPr>
+              <w:t xml:space="preserve">A friendly percent — 1%, 10%, 25%, 50%, 75%, 100% — used as a landmark for estimating.</w:t>
+            </w:r>
+          </w:p>
+        </w:tc>
+        <w:tc>
+          <w:tcPr>
+            <w:tcW w:type="dxa" w:w="2200"/>
+            <w:tcMar>
+              <w:top w:type="dxa" w:w="80"/>
+              <w:left w:type="dxa" w:w="100"/>
+              <w:bottom w:type="dxa" w:w="80"/>
+              <w:right w:type="dxa" w:w="100"/>
+            </w:tcMar>
+            <w:vAlign w:val="top"/>
+          </w:tcPr>
+          <w:p>
+            <w:pPr>
+              <w:spacing w:after="40"/>
+            </w:pPr>
             <w:r>
               <w:rPr>
                 <w:i/>
@@ -378,89 +674,41 @@
                 <w:sz w:val="19"/>
                 <w:szCs w:val="19"/>
               </w:rPr>
-              <w:t xml:space="preserve">   estimación</w:t>
-            </w:r>
-          </w:p>
+              <w:t xml:space="preserve">Not benchmark percent: write a counter-example that breaks the definition.</w:t>
+            </w:r>
+          </w:p>
+          <w:p>
+            <w:pPr>
+              <w:pBdr>
+                <w:bottom w:val="single" w:color="AFBECC" w:sz="6"/>
+              </w:pBdr>
+              <w:spacing w:after="30" w:before="150"/>
+            </w:pPr>
+            <w:r>
+              <w:t xml:space="preserve"/>
+            </w:r>
+          </w:p>
+        </w:tc>
+        <w:tc>
+          <w:tcPr>
+            <w:tcW w:type="dxa" w:w="2200"/>
+            <w:tcMar>
+              <w:top w:type="dxa" w:w="80"/>
+              <w:left w:type="dxa" w:w="100"/>
+              <w:bottom w:type="dxa" w:w="80"/>
+              <w:right w:type="dxa" w:w="100"/>
+            </w:tcMar>
+            <w:vAlign w:val="top"/>
+          </w:tcPr>
           <w:p>
             <w:pPr>
               <w:spacing w:after="40"/>
-            </w:pPr>
-            <w:r>
-              <w:rPr>
-                <w:sz w:val="21"/>
-                <w:szCs w:val="21"/>
-              </w:rPr>
-              <w:t xml:space="preserve">A reasoned answer that is close enough to be useful, found without exact computation.</w:t>
-            </w:r>
-          </w:p>
-          <w:p>
-            <w:pPr>
-              <w:spacing w:after="0"/>
-            </w:pPr>
-            <w:r>
-              <w:rPr>
-                <w:b/>
-                <w:bCs/>
-                <w:color w:val="1FA6A2"/>
-                <w:sz w:val="18"/>
-                <w:szCs w:val="18"/>
-              </w:rPr>
-              <w:t xml:space="preserve">Example:  </w:t>
-            </w:r>
-            <w:r>
-              <w:rPr>
-                <w:i/>
-                <w:iCs/>
-                <w:color w:val="5F6F80"/>
-                <w:sz w:val="18"/>
-                <w:szCs w:val="18"/>
-              </w:rPr>
-              <w:t xml:space="preserve">8.6% of 216 ≈ 10% of 200 = 20 pounds of metal.</w:t>
-            </w:r>
-          </w:p>
-        </w:tc>
-      </w:tr>
-    </w:tbl>
-    <w:tbl>
-      <w:tblPr>
-        <w:tblW w:type="pct" w:w="100%"/>
-        <w:tblBorders>
-          <w:top w:val="none" w:color="FFFFFF" w:sz="0"/>
-          <w:left w:val="none" w:color="FFFFFF" w:sz="0"/>
-          <w:bottom w:val="single" w:color="C7D2DD" w:sz="4"/>
-          <w:right w:val="none" w:color="FFFFFF" w:sz="0"/>
-          <w:insideH w:val="none" w:color="FFFFFF" w:sz="0"/>
-          <w:insideV w:val="none" w:color="FFFFFF" w:sz="0"/>
-        </w:tblBorders>
-      </w:tblPr>
-      <w:tblGrid>
-        <w:gridCol w:w="1800"/>
-        <w:gridCol w:w="7560"/>
-      </w:tblGrid>
-      <w:tr>
-        <w:trPr>
-          <w:cantSplit/>
-        </w:trPr>
-        <w:tc>
-          <w:tcPr>
-            <w:tcW w:type="dxa" w:w="1800"/>
-            <w:tcMar>
-              <w:top w:type="dxa" w:w="100"/>
-              <w:left w:type="dxa" w:w="40"/>
-              <w:bottom w:type="dxa" w:w="100"/>
-              <w:right w:type="dxa" w:w="120"/>
-            </w:tcMar>
-            <w:vAlign w:val="center"/>
-          </w:tcPr>
-          <w:p>
-            <w:pPr>
-              <w:spacing w:after="0"/>
               <w:jc w:val="center"/>
             </w:pPr>
             <w:r>
               <w:drawing>
                 <wp:inline distT="0" distB="0" distL="0" distR="0">
-                  <wp:extent cx="1047750" cy="790575"/>
+                  <wp:extent cx="876300" cy="657225"/>
                   <wp:effectExtent t="0" r="0" b="0" l="0"/>
                   <wp:docPr id="1" name="" descr="" title=""/>
                   <wp:cNvGraphicFramePr>
@@ -485,7 +733,7 @@
                         <pic:spPr bwMode="auto">
                           <a:xfrm>
                             <a:off x="0" y="0"/>
-                            <a:ext cx="1047750" cy="790575"/>
+                            <a:ext cx="876300" cy="657225"/>
                           </a:xfrm>
                           <a:prstGeom prst="rect">
                             <a:avLst/>
@@ -498,32 +746,108 @@
               </w:drawing>
             </w:r>
           </w:p>
-        </w:tc>
-        <w:tc>
-          <w:tcPr>
-            <w:tcW w:type="dxa" w:w="7560"/>
-            <w:tcMar>
-              <w:top w:type="dxa" w:w="100"/>
-              <w:left w:type="dxa" w:w="40"/>
-              <w:bottom w:type="dxa" w:w="100"/>
-              <w:right w:type="dxa" w:w="40"/>
-            </w:tcMar>
-            <w:vAlign w:val="center"/>
-          </w:tcPr>
-          <w:p>
-            <w:pPr>
-              <w:spacing w:after="50"/>
+          <w:p>
+            <w:pPr>
+              <w:spacing w:after="0"/>
+            </w:pPr>
+            <w:r>
+              <w:rPr>
+                <w:i/>
+                <w:iCs/>
+                <w:color w:val="5F6F80"/>
+                <w:sz w:val="18"/>
+                <w:szCs w:val="18"/>
+              </w:rPr>
+              <w:t xml:space="preserve">1% · 10% · 25% · 50% · 75% · 100% — the landmarks you can find mentally.</w:t>
+            </w:r>
+          </w:p>
+        </w:tc>
+      </w:tr>
+      <w:tr>
+        <w:trPr>
+          <w:cantSplit/>
+        </w:trPr>
+        <w:tc>
+          <w:tcPr>
+            <w:tcW w:type="dxa" w:w="1800"/>
+            <w:tcMar>
+              <w:top w:type="dxa" w:w="80"/>
+              <w:left w:type="dxa" w:w="100"/>
+              <w:bottom w:type="dxa" w:w="80"/>
+              <w:right w:type="dxa" w:w="100"/>
+            </w:tcMar>
+            <w:vAlign w:val="top"/>
+          </w:tcPr>
+          <w:p>
+            <w:pPr>
+              <w:spacing w:after="30"/>
             </w:pPr>
             <w:r>
               <w:rPr>
                 <w:b/>
                 <w:bCs/>
                 <w:color w:val="12355B"/>
-                <w:sz w:val="24"/>
-                <w:szCs w:val="24"/>
-              </w:rPr>
-              <w:t xml:space="preserve">benchmark percent</w:t>
-            </w:r>
+                <w:sz w:val="21"/>
+                <w:szCs w:val="21"/>
+              </w:rPr>
+              <w:t xml:space="preserve">compatible numbers</w:t>
+            </w:r>
+          </w:p>
+          <w:p>
+            <w:pPr>
+              <w:spacing w:after="0"/>
+            </w:pPr>
+            <w:r>
+              <w:rPr>
+                <w:i/>
+                <w:iCs/>
+                <w:color w:val="5F6F80"/>
+                <w:sz w:val="18"/>
+                <w:szCs w:val="18"/>
+              </w:rPr>
+              <w:t xml:space="preserve">números compatibles</w:t>
+            </w:r>
+          </w:p>
+        </w:tc>
+        <w:tc>
+          <w:tcPr>
+            <w:tcW w:type="dxa" w:w="3160"/>
+            <w:tcMar>
+              <w:top w:type="dxa" w:w="80"/>
+              <w:left w:type="dxa" w:w="100"/>
+              <w:bottom w:type="dxa" w:w="80"/>
+              <w:right w:type="dxa" w:w="100"/>
+            </w:tcMar>
+            <w:vAlign w:val="top"/>
+          </w:tcPr>
+          <w:p>
+            <w:pPr>
+              <w:spacing w:after="0"/>
+            </w:pPr>
+            <w:r>
+              <w:rPr>
+                <w:sz w:val="20"/>
+                <w:szCs w:val="20"/>
+              </w:rPr>
+              <w:t xml:space="preserve">Numbers close to the originals that are easy to compute with mentally.</w:t>
+            </w:r>
+          </w:p>
+        </w:tc>
+        <w:tc>
+          <w:tcPr>
+            <w:tcW w:type="dxa" w:w="2200"/>
+            <w:tcMar>
+              <w:top w:type="dxa" w:w="80"/>
+              <w:left w:type="dxa" w:w="100"/>
+              <w:bottom w:type="dxa" w:w="80"/>
+              <w:right w:type="dxa" w:w="100"/>
+            </w:tcMar>
+            <w:vAlign w:val="top"/>
+          </w:tcPr>
+          <w:p>
+            <w:pPr>
+              <w:spacing w:after="40"/>
+            </w:pPr>
             <w:r>
               <w:rPr>
                 <w:i/>
@@ -532,89 +856,41 @@
                 <w:sz w:val="19"/>
                 <w:szCs w:val="19"/>
               </w:rPr>
-              <w:t xml:space="preserve">   porcentaje de referencia</w:t>
-            </w:r>
-          </w:p>
+              <w:t xml:space="preserve">Not compatible numbers: write a counter-example that breaks the definition.</w:t>
+            </w:r>
+          </w:p>
+          <w:p>
+            <w:pPr>
+              <w:pBdr>
+                <w:bottom w:val="single" w:color="AFBECC" w:sz="6"/>
+              </w:pBdr>
+              <w:spacing w:after="30" w:before="150"/>
+            </w:pPr>
+            <w:r>
+              <w:t xml:space="preserve"/>
+            </w:r>
+          </w:p>
+        </w:tc>
+        <w:tc>
+          <w:tcPr>
+            <w:tcW w:type="dxa" w:w="2200"/>
+            <w:tcMar>
+              <w:top w:type="dxa" w:w="80"/>
+              <w:left w:type="dxa" w:w="100"/>
+              <w:bottom w:type="dxa" w:w="80"/>
+              <w:right w:type="dxa" w:w="100"/>
+            </w:tcMar>
+            <w:vAlign w:val="top"/>
+          </w:tcPr>
           <w:p>
             <w:pPr>
               <w:spacing w:after="40"/>
-            </w:pPr>
-            <w:r>
-              <w:rPr>
-                <w:sz w:val="21"/>
-                <w:szCs w:val="21"/>
-              </w:rPr>
-              <w:t xml:space="preserve">A friendly percent — 1%, 10%, 25%, 50%, 75%, 100% — used as a landmark for estimating.</w:t>
-            </w:r>
-          </w:p>
-          <w:p>
-            <w:pPr>
-              <w:spacing w:after="0"/>
-            </w:pPr>
-            <w:r>
-              <w:rPr>
-                <w:b/>
-                <w:bCs/>
-                <w:color w:val="1FA6A2"/>
-                <w:sz w:val="18"/>
-                <w:szCs w:val="18"/>
-              </w:rPr>
-              <w:t xml:space="preserve">Example:  </w:t>
-            </w:r>
-            <w:r>
-              <w:rPr>
-                <w:i/>
-                <w:iCs/>
-                <w:color w:val="5F6F80"/>
-                <w:sz w:val="18"/>
-                <w:szCs w:val="18"/>
-              </w:rPr>
-              <w:t xml:space="preserve">1% · 10% · 25% · 50% · 75% · 100% — the landmarks you can find mentally.</w:t>
-            </w:r>
-          </w:p>
-        </w:tc>
-      </w:tr>
-    </w:tbl>
-    <w:tbl>
-      <w:tblPr>
-        <w:tblW w:type="pct" w:w="100%"/>
-        <w:tblBorders>
-          <w:top w:val="none" w:color="FFFFFF" w:sz="0"/>
-          <w:left w:val="none" w:color="FFFFFF" w:sz="0"/>
-          <w:bottom w:val="single" w:color="C7D2DD" w:sz="4"/>
-          <w:right w:val="none" w:color="FFFFFF" w:sz="0"/>
-          <w:insideH w:val="none" w:color="FFFFFF" w:sz="0"/>
-          <w:insideV w:val="none" w:color="FFFFFF" w:sz="0"/>
-        </w:tblBorders>
-      </w:tblPr>
-      <w:tblGrid>
-        <w:gridCol w:w="1800"/>
-        <w:gridCol w:w="7560"/>
-      </w:tblGrid>
-      <w:tr>
-        <w:trPr>
-          <w:cantSplit/>
-        </w:trPr>
-        <w:tc>
-          <w:tcPr>
-            <w:tcW w:type="dxa" w:w="1800"/>
-            <w:tcMar>
-              <w:top w:type="dxa" w:w="100"/>
-              <w:left w:type="dxa" w:w="40"/>
-              <w:bottom w:type="dxa" w:w="100"/>
-              <w:right w:type="dxa" w:w="120"/>
-            </w:tcMar>
-            <w:vAlign w:val="center"/>
-          </w:tcPr>
-          <w:p>
-            <w:pPr>
-              <w:spacing w:after="0"/>
               <w:jc w:val="center"/>
             </w:pPr>
             <w:r>
               <w:drawing>
                 <wp:inline distT="0" distB="0" distL="0" distR="0">
-                  <wp:extent cx="1047750" cy="790575"/>
+                  <wp:extent cx="876300" cy="657225"/>
                   <wp:effectExtent t="0" r="0" b="0" l="0"/>
                   <wp:docPr id="1" name="" descr="" title=""/>
                   <wp:cNvGraphicFramePr>
@@ -639,7 +915,7 @@
                         <pic:spPr bwMode="auto">
                           <a:xfrm>
                             <a:off x="0" y="0"/>
-                            <a:ext cx="1047750" cy="790575"/>
+                            <a:ext cx="876300" cy="657225"/>
                           </a:xfrm>
                           <a:prstGeom prst="rect">
                             <a:avLst/>
@@ -652,32 +928,108 @@
               </w:drawing>
             </w:r>
           </w:p>
-        </w:tc>
-        <w:tc>
-          <w:tcPr>
-            <w:tcW w:type="dxa" w:w="7560"/>
-            <w:tcMar>
-              <w:top w:type="dxa" w:w="100"/>
-              <w:left w:type="dxa" w:w="40"/>
-              <w:bottom w:type="dxa" w:w="100"/>
-              <w:right w:type="dxa" w:w="40"/>
-            </w:tcMar>
-            <w:vAlign w:val="center"/>
-          </w:tcPr>
-          <w:p>
-            <w:pPr>
-              <w:spacing w:after="50"/>
+          <w:p>
+            <w:pPr>
+              <w:spacing w:after="0"/>
+            </w:pPr>
+            <w:r>
+              <w:rPr>
+                <w:i/>
+                <w:iCs/>
+                <w:color w:val="5F6F80"/>
+                <w:sz w:val="18"/>
+                <w:szCs w:val="18"/>
+              </w:rPr>
+              <w:t xml:space="preserve">8.6% of 216 → 10% of 220: both nudged to numbers that divide nicely.</w:t>
+            </w:r>
+          </w:p>
+        </w:tc>
+      </w:tr>
+      <w:tr>
+        <w:trPr>
+          <w:cantSplit/>
+        </w:trPr>
+        <w:tc>
+          <w:tcPr>
+            <w:tcW w:type="dxa" w:w="1800"/>
+            <w:tcMar>
+              <w:top w:type="dxa" w:w="80"/>
+              <w:left w:type="dxa" w:w="100"/>
+              <w:bottom w:type="dxa" w:w="80"/>
+              <w:right w:type="dxa" w:w="100"/>
+            </w:tcMar>
+            <w:vAlign w:val="top"/>
+          </w:tcPr>
+          <w:p>
+            <w:pPr>
+              <w:spacing w:after="30"/>
             </w:pPr>
             <w:r>
               <w:rPr>
                 <w:b/>
                 <w:bCs/>
                 <w:color w:val="12355B"/>
-                <w:sz w:val="24"/>
-                <w:szCs w:val="24"/>
-              </w:rPr>
-              <w:t xml:space="preserve">compatible numbers</w:t>
-            </w:r>
+                <w:sz w:val="21"/>
+                <w:szCs w:val="21"/>
+              </w:rPr>
+              <w:t xml:space="preserve">double number line</w:t>
+            </w:r>
+          </w:p>
+          <w:p>
+            <w:pPr>
+              <w:spacing w:after="0"/>
+            </w:pPr>
+            <w:r>
+              <w:rPr>
+                <w:i/>
+                <w:iCs/>
+                <w:color w:val="5F6F80"/>
+                <w:sz w:val="18"/>
+                <w:szCs w:val="18"/>
+              </w:rPr>
+              <w:t xml:space="preserve">recta numérica doble</w:t>
+            </w:r>
+          </w:p>
+        </w:tc>
+        <w:tc>
+          <w:tcPr>
+            <w:tcW w:type="dxa" w:w="3160"/>
+            <w:tcMar>
+              <w:top w:type="dxa" w:w="80"/>
+              <w:left w:type="dxa" w:w="100"/>
+              <w:bottom w:type="dxa" w:w="80"/>
+              <w:right w:type="dxa" w:w="100"/>
+            </w:tcMar>
+            <w:vAlign w:val="top"/>
+          </w:tcPr>
+          <w:p>
+            <w:pPr>
+              <w:spacing w:after="0"/>
+            </w:pPr>
+            <w:r>
+              <w:rPr>
+                <w:sz w:val="20"/>
+                <w:szCs w:val="20"/>
+              </w:rPr>
+              <w:t xml:space="preserve">Two parallel number lines that pair amounts with their percents at the same positions.</w:t>
+            </w:r>
+          </w:p>
+        </w:tc>
+        <w:tc>
+          <w:tcPr>
+            <w:tcW w:type="dxa" w:w="2200"/>
+            <w:tcMar>
+              <w:top w:type="dxa" w:w="80"/>
+              <w:left w:type="dxa" w:w="100"/>
+              <w:bottom w:type="dxa" w:w="80"/>
+              <w:right w:type="dxa" w:w="100"/>
+            </w:tcMar>
+            <w:vAlign w:val="top"/>
+          </w:tcPr>
+          <w:p>
+            <w:pPr>
+              <w:spacing w:after="40"/>
+            </w:pPr>
             <w:r>
               <w:rPr>
                 <w:i/>
@@ -686,89 +1038,41 @@
                 <w:sz w:val="19"/>
                 <w:szCs w:val="19"/>
               </w:rPr>
-              <w:t xml:space="preserve">   números compatibles</w:t>
-            </w:r>
-          </w:p>
+              <w:t xml:space="preserve">Not double number line: write a counter-example that breaks the definition.</w:t>
+            </w:r>
+          </w:p>
+          <w:p>
+            <w:pPr>
+              <w:pBdr>
+                <w:bottom w:val="single" w:color="AFBECC" w:sz="6"/>
+              </w:pBdr>
+              <w:spacing w:after="30" w:before="150"/>
+            </w:pPr>
+            <w:r>
+              <w:t xml:space="preserve"/>
+            </w:r>
+          </w:p>
+        </w:tc>
+        <w:tc>
+          <w:tcPr>
+            <w:tcW w:type="dxa" w:w="2200"/>
+            <w:tcMar>
+              <w:top w:type="dxa" w:w="80"/>
+              <w:left w:type="dxa" w:w="100"/>
+              <w:bottom w:type="dxa" w:w="80"/>
+              <w:right w:type="dxa" w:w="100"/>
+            </w:tcMar>
+            <w:vAlign w:val="top"/>
+          </w:tcPr>
           <w:p>
             <w:pPr>
               <w:spacing w:after="40"/>
-            </w:pPr>
-            <w:r>
-              <w:rPr>
-                <w:sz w:val="21"/>
-                <w:szCs w:val="21"/>
-              </w:rPr>
-              <w:t xml:space="preserve">Numbers close to the originals that are easy to compute with mentally.</w:t>
-            </w:r>
-          </w:p>
-          <w:p>
-            <w:pPr>
-              <w:spacing w:after="0"/>
-            </w:pPr>
-            <w:r>
-              <w:rPr>
-                <w:b/>
-                <w:bCs/>
-                <w:color w:val="1FA6A2"/>
-                <w:sz w:val="18"/>
-                <w:szCs w:val="18"/>
-              </w:rPr>
-              <w:t xml:space="preserve">Example:  </w:t>
-            </w:r>
-            <w:r>
-              <w:rPr>
-                <w:i/>
-                <w:iCs/>
-                <w:color w:val="5F6F80"/>
-                <w:sz w:val="18"/>
-                <w:szCs w:val="18"/>
-              </w:rPr>
-              <w:t xml:space="preserve">8.6% of 216 → 10% of 220: both nudged to numbers that divide nicely.</w:t>
-            </w:r>
-          </w:p>
-        </w:tc>
-      </w:tr>
-    </w:tbl>
-    <w:tbl>
-      <w:tblPr>
-        <w:tblW w:type="pct" w:w="100%"/>
-        <w:tblBorders>
-          <w:top w:val="none" w:color="FFFFFF" w:sz="0"/>
-          <w:left w:val="none" w:color="FFFFFF" w:sz="0"/>
-          <w:bottom w:val="single" w:color="C7D2DD" w:sz="4"/>
-          <w:right w:val="none" w:color="FFFFFF" w:sz="0"/>
-          <w:insideH w:val="none" w:color="FFFFFF" w:sz="0"/>
-          <w:insideV w:val="none" w:color="FFFFFF" w:sz="0"/>
-        </w:tblBorders>
-      </w:tblPr>
-      <w:tblGrid>
-        <w:gridCol w:w="1800"/>
-        <w:gridCol w:w="7560"/>
-      </w:tblGrid>
-      <w:tr>
-        <w:trPr>
-          <w:cantSplit/>
-        </w:trPr>
-        <w:tc>
-          <w:tcPr>
-            <w:tcW w:type="dxa" w:w="1800"/>
-            <w:tcMar>
-              <w:top w:type="dxa" w:w="100"/>
-              <w:left w:type="dxa" w:w="40"/>
-              <w:bottom w:type="dxa" w:w="100"/>
-              <w:right w:type="dxa" w:w="120"/>
-            </w:tcMar>
-            <w:vAlign w:val="center"/>
-          </w:tcPr>
-          <w:p>
-            <w:pPr>
-              <w:spacing w:after="0"/>
               <w:jc w:val="center"/>
             </w:pPr>
             <w:r>
               <w:drawing>
                 <wp:inline distT="0" distB="0" distL="0" distR="0">
-                  <wp:extent cx="1047750" cy="790575"/>
+                  <wp:extent cx="876300" cy="657225"/>
                   <wp:effectExtent t="0" r="0" b="0" l="0"/>
                   <wp:docPr id="1" name="" descr="" title=""/>
                   <wp:cNvGraphicFramePr>
@@ -793,7 +1097,7 @@
                         <pic:spPr bwMode="auto">
                           <a:xfrm>
                             <a:off x="0" y="0"/>
-                            <a:ext cx="1047750" cy="790575"/>
+                            <a:ext cx="876300" cy="657225"/>
                           </a:xfrm>
                           <a:prstGeom prst="rect">
                             <a:avLst/>
@@ -806,32 +1110,108 @@
               </w:drawing>
             </w:r>
           </w:p>
-        </w:tc>
-        <w:tc>
-          <w:tcPr>
-            <w:tcW w:type="dxa" w:w="7560"/>
-            <w:tcMar>
-              <w:top w:type="dxa" w:w="100"/>
-              <w:left w:type="dxa" w:w="40"/>
-              <w:bottom w:type="dxa" w:w="100"/>
-              <w:right w:type="dxa" w:w="40"/>
-            </w:tcMar>
-            <w:vAlign w:val="center"/>
-          </w:tcPr>
-          <w:p>
-            <w:pPr>
-              <w:spacing w:after="50"/>
+          <w:p>
+            <w:pPr>
+              <w:spacing w:after="0"/>
+            </w:pPr>
+            <w:r>
+              <w:rPr>
+                <w:i/>
+                <w:iCs/>
+                <w:color w:val="5F6F80"/>
+                <w:sz w:val="18"/>
+                <w:szCs w:val="18"/>
+              </w:rPr>
+              <w:t xml:space="preserve">0 · 25% · 50% · 75% · 100% above; 0 · 1.5 · 3 · 4.5 · 6 GB below.</w:t>
+            </w:r>
+          </w:p>
+        </w:tc>
+      </w:tr>
+      <w:tr>
+        <w:trPr>
+          <w:cantSplit/>
+        </w:trPr>
+        <w:tc>
+          <w:tcPr>
+            <w:tcW w:type="dxa" w:w="1800"/>
+            <w:tcMar>
+              <w:top w:type="dxa" w:w="80"/>
+              <w:left w:type="dxa" w:w="100"/>
+              <w:bottom w:type="dxa" w:w="80"/>
+              <w:right w:type="dxa" w:w="100"/>
+            </w:tcMar>
+            <w:vAlign w:val="top"/>
+          </w:tcPr>
+          <w:p>
+            <w:pPr>
+              <w:spacing w:after="30"/>
             </w:pPr>
             <w:r>
               <w:rPr>
                 <w:b/>
                 <w:bCs/>
                 <w:color w:val="12355B"/>
-                <w:sz w:val="24"/>
-                <w:szCs w:val="24"/>
-              </w:rPr>
-              <w:t xml:space="preserve">double number line</w:t>
-            </w:r>
+                <w:sz w:val="21"/>
+                <w:szCs w:val="21"/>
+              </w:rPr>
+              <w:t xml:space="preserve">the whole</w:t>
+            </w:r>
+          </w:p>
+          <w:p>
+            <w:pPr>
+              <w:spacing w:after="0"/>
+            </w:pPr>
+            <w:r>
+              <w:rPr>
+                <w:i/>
+                <w:iCs/>
+                <w:color w:val="5F6F80"/>
+                <w:sz w:val="18"/>
+                <w:szCs w:val="18"/>
+              </w:rPr>
+              <w:t xml:space="preserve">el todo</w:t>
+            </w:r>
+          </w:p>
+        </w:tc>
+        <w:tc>
+          <w:tcPr>
+            <w:tcW w:type="dxa" w:w="3160"/>
+            <w:tcMar>
+              <w:top w:type="dxa" w:w="80"/>
+              <w:left w:type="dxa" w:w="100"/>
+              <w:bottom w:type="dxa" w:w="80"/>
+              <w:right w:type="dxa" w:w="100"/>
+            </w:tcMar>
+            <w:vAlign w:val="top"/>
+          </w:tcPr>
+          <w:p>
+            <w:pPr>
+              <w:spacing w:after="0"/>
+            </w:pPr>
+            <w:r>
+              <w:rPr>
+                <w:sz w:val="20"/>
+                <w:szCs w:val="20"/>
+              </w:rPr>
+              <w:t xml:space="preserve">The quantity that counts as 100% in a problem — and it can change between questions.</w:t>
+            </w:r>
+          </w:p>
+        </w:tc>
+        <w:tc>
+          <w:tcPr>
+            <w:tcW w:type="dxa" w:w="2200"/>
+            <w:tcMar>
+              <w:top w:type="dxa" w:w="80"/>
+              <w:left w:type="dxa" w:w="100"/>
+              <w:bottom w:type="dxa" w:w="80"/>
+              <w:right w:type="dxa" w:w="100"/>
+            </w:tcMar>
+            <w:vAlign w:val="top"/>
+          </w:tcPr>
+          <w:p>
+            <w:pPr>
+              <w:spacing w:after="40"/>
+            </w:pPr>
             <w:r>
               <w:rPr>
                 <w:i/>
@@ -840,89 +1220,41 @@
                 <w:sz w:val="19"/>
                 <w:szCs w:val="19"/>
               </w:rPr>
-              <w:t xml:space="preserve">   recta numérica doble</w:t>
-            </w:r>
-          </w:p>
+              <w:t xml:space="preserve">Not the whole: write a counter-example that breaks the definition.</w:t>
+            </w:r>
+          </w:p>
+          <w:p>
+            <w:pPr>
+              <w:pBdr>
+                <w:bottom w:val="single" w:color="AFBECC" w:sz="6"/>
+              </w:pBdr>
+              <w:spacing w:after="30" w:before="150"/>
+            </w:pPr>
+            <w:r>
+              <w:t xml:space="preserve"/>
+            </w:r>
+          </w:p>
+        </w:tc>
+        <w:tc>
+          <w:tcPr>
+            <w:tcW w:type="dxa" w:w="2200"/>
+            <w:tcMar>
+              <w:top w:type="dxa" w:w="80"/>
+              <w:left w:type="dxa" w:w="100"/>
+              <w:bottom w:type="dxa" w:w="80"/>
+              <w:right w:type="dxa" w:w="100"/>
+            </w:tcMar>
+            <w:vAlign w:val="top"/>
+          </w:tcPr>
           <w:p>
             <w:pPr>
               <w:spacing w:after="40"/>
-            </w:pPr>
-            <w:r>
-              <w:rPr>
-                <w:sz w:val="21"/>
-                <w:szCs w:val="21"/>
-              </w:rPr>
-              <w:t xml:space="preserve">Two parallel number lines that pair amounts with their percents at the same positions.</w:t>
-            </w:r>
-          </w:p>
-          <w:p>
-            <w:pPr>
-              <w:spacing w:after="0"/>
-            </w:pPr>
-            <w:r>
-              <w:rPr>
-                <w:b/>
-                <w:bCs/>
-                <w:color w:val="1FA6A2"/>
-                <w:sz w:val="18"/>
-                <w:szCs w:val="18"/>
-              </w:rPr>
-              <w:t xml:space="preserve">Example:  </w:t>
-            </w:r>
-            <w:r>
-              <w:rPr>
-                <w:i/>
-                <w:iCs/>
-                <w:color w:val="5F6F80"/>
-                <w:sz w:val="18"/>
-                <w:szCs w:val="18"/>
-              </w:rPr>
-              <w:t xml:space="preserve">0 · 25% · 50% · 75% · 100% above; 0 · 1.5 · 3 · 4.5 · 6 GB below.</w:t>
-            </w:r>
-          </w:p>
-        </w:tc>
-      </w:tr>
-    </w:tbl>
-    <w:tbl>
-      <w:tblPr>
-        <w:tblW w:type="pct" w:w="100%"/>
-        <w:tblBorders>
-          <w:top w:val="none" w:color="FFFFFF" w:sz="0"/>
-          <w:left w:val="none" w:color="FFFFFF" w:sz="0"/>
-          <w:bottom w:val="single" w:color="C7D2DD" w:sz="4"/>
-          <w:right w:val="none" w:color="FFFFFF" w:sz="0"/>
-          <w:insideH w:val="none" w:color="FFFFFF" w:sz="0"/>
-          <w:insideV w:val="none" w:color="FFFFFF" w:sz="0"/>
-        </w:tblBorders>
-      </w:tblPr>
-      <w:tblGrid>
-        <w:gridCol w:w="1800"/>
-        <w:gridCol w:w="7560"/>
-      </w:tblGrid>
-      <w:tr>
-        <w:trPr>
-          <w:cantSplit/>
-        </w:trPr>
-        <w:tc>
-          <w:tcPr>
-            <w:tcW w:type="dxa" w:w="1800"/>
-            <w:tcMar>
-              <w:top w:type="dxa" w:w="100"/>
-              <w:left w:type="dxa" w:w="40"/>
-              <w:bottom w:type="dxa" w:w="100"/>
-              <w:right w:type="dxa" w:w="120"/>
-            </w:tcMar>
-            <w:vAlign w:val="center"/>
-          </w:tcPr>
-          <w:p>
-            <w:pPr>
-              <w:spacing w:after="0"/>
               <w:jc w:val="center"/>
             </w:pPr>
             <w:r>
               <w:drawing>
                 <wp:inline distT="0" distB="0" distL="0" distR="0">
-                  <wp:extent cx="1047750" cy="790575"/>
+                  <wp:extent cx="876300" cy="657225"/>
                   <wp:effectExtent t="0" r="0" b="0" l="0"/>
                   <wp:docPr id="1" name="" descr="" title=""/>
                   <wp:cNvGraphicFramePr>
@@ -947,7 +1279,7 @@
                         <pic:spPr bwMode="auto">
                           <a:xfrm>
                             <a:off x="0" y="0"/>
-                            <a:ext cx="1047750" cy="790575"/>
+                            <a:ext cx="876300" cy="657225"/>
                           </a:xfrm>
                           <a:prstGeom prst="rect">
                             <a:avLst/>
@@ -960,32 +1292,108 @@
               </w:drawing>
             </w:r>
           </w:p>
-        </w:tc>
-        <w:tc>
-          <w:tcPr>
-            <w:tcW w:type="dxa" w:w="7560"/>
-            <w:tcMar>
-              <w:top w:type="dxa" w:w="100"/>
-              <w:left w:type="dxa" w:w="40"/>
-              <w:bottom w:type="dxa" w:w="100"/>
-              <w:right w:type="dxa" w:w="40"/>
-            </w:tcMar>
-            <w:vAlign w:val="center"/>
-          </w:tcPr>
-          <w:p>
-            <w:pPr>
-              <w:spacing w:after="50"/>
+          <w:p>
+            <w:pPr>
+              <w:spacing w:after="0"/>
+            </w:pPr>
+            <w:r>
+              <w:rPr>
+                <w:i/>
+                <w:iCs/>
+                <w:color w:val="5F6F80"/>
+                <w:sz w:val="18"/>
+                <w:szCs w:val="18"/>
+              </w:rPr>
+              <w:t xml:space="preserve">“Of the USED storage” makes 4 GB the whole — not the 6 GB total.</w:t>
+            </w:r>
+          </w:p>
+        </w:tc>
+      </w:tr>
+      <w:tr>
+        <w:trPr>
+          <w:cantSplit/>
+        </w:trPr>
+        <w:tc>
+          <w:tcPr>
+            <w:tcW w:type="dxa" w:w="1800"/>
+            <w:tcMar>
+              <w:top w:type="dxa" w:w="80"/>
+              <w:left w:type="dxa" w:w="100"/>
+              <w:bottom w:type="dxa" w:w="80"/>
+              <w:right w:type="dxa" w:w="100"/>
+            </w:tcMar>
+            <w:vAlign w:val="top"/>
+          </w:tcPr>
+          <w:p>
+            <w:pPr>
+              <w:spacing w:after="30"/>
             </w:pPr>
             <w:r>
               <w:rPr>
                 <w:b/>
                 <w:bCs/>
                 <w:color w:val="12355B"/>
-                <w:sz w:val="24"/>
-                <w:szCs w:val="24"/>
-              </w:rPr>
-              <w:t xml:space="preserve">the whole</w:t>
-            </w:r>
+                <w:sz w:val="21"/>
+                <w:szCs w:val="21"/>
+              </w:rPr>
+              <w:t xml:space="preserve">Decompose</w:t>
+            </w:r>
+          </w:p>
+          <w:p>
+            <w:pPr>
+              <w:spacing w:after="0"/>
+            </w:pPr>
+            <w:r>
+              <w:rPr>
+                <w:i/>
+                <w:iCs/>
+                <w:color w:val="5F6F80"/>
+                <w:sz w:val="18"/>
+                <w:szCs w:val="18"/>
+              </w:rPr>
+              <w:t xml:space="preserve">Descomponer</w:t>
+            </w:r>
+          </w:p>
+        </w:tc>
+        <w:tc>
+          <w:tcPr>
+            <w:tcW w:type="dxa" w:w="3160"/>
+            <w:tcMar>
+              <w:top w:type="dxa" w:w="80"/>
+              <w:left w:type="dxa" w:w="100"/>
+              <w:bottom w:type="dxa" w:w="80"/>
+              <w:right w:type="dxa" w:w="100"/>
+            </w:tcMar>
+            <w:vAlign w:val="top"/>
+          </w:tcPr>
+          <w:p>
+            <w:pPr>
+              <w:spacing w:after="0"/>
+            </w:pPr>
+            <w:r>
+              <w:rPr>
+                <w:sz w:val="20"/>
+                <w:szCs w:val="20"/>
+              </w:rPr>
+              <w:t xml:space="preserve">Break a percent into friendly pieces that are easy to find.</w:t>
+            </w:r>
+          </w:p>
+        </w:tc>
+        <w:tc>
+          <w:tcPr>
+            <w:tcW w:type="dxa" w:w="2200"/>
+            <w:tcMar>
+              <w:top w:type="dxa" w:w="80"/>
+              <w:left w:type="dxa" w:w="100"/>
+              <w:bottom w:type="dxa" w:w="80"/>
+              <w:right w:type="dxa" w:w="100"/>
+            </w:tcMar>
+            <w:vAlign w:val="top"/>
+          </w:tcPr>
+          <w:p>
+            <w:pPr>
+              <w:spacing w:after="40"/>
+            </w:pPr>
             <w:r>
               <w:rPr>
                 <w:i/>
@@ -994,89 +1402,41 @@
                 <w:sz w:val="19"/>
                 <w:szCs w:val="19"/>
               </w:rPr>
-              <w:t xml:space="preserve">   el todo</w:t>
-            </w:r>
-          </w:p>
+              <w:t xml:space="preserve">Not Decompose: write a counter-example that breaks the definition.</w:t>
+            </w:r>
+          </w:p>
+          <w:p>
+            <w:pPr>
+              <w:pBdr>
+                <w:bottom w:val="single" w:color="AFBECC" w:sz="6"/>
+              </w:pBdr>
+              <w:spacing w:after="30" w:before="150"/>
+            </w:pPr>
+            <w:r>
+              <w:t xml:space="preserve"/>
+            </w:r>
+          </w:p>
+        </w:tc>
+        <w:tc>
+          <w:tcPr>
+            <w:tcW w:type="dxa" w:w="2200"/>
+            <w:tcMar>
+              <w:top w:type="dxa" w:w="80"/>
+              <w:left w:type="dxa" w:w="100"/>
+              <w:bottom w:type="dxa" w:w="80"/>
+              <w:right w:type="dxa" w:w="100"/>
+            </w:tcMar>
+            <w:vAlign w:val="top"/>
+          </w:tcPr>
           <w:p>
             <w:pPr>
               <w:spacing w:after="40"/>
-            </w:pPr>
-            <w:r>
-              <w:rPr>
-                <w:sz w:val="21"/>
-                <w:szCs w:val="21"/>
-              </w:rPr>
-              <w:t xml:space="preserve">The quantity that counts as 100% in a problem — and it can change between questions.</w:t>
-            </w:r>
-          </w:p>
-          <w:p>
-            <w:pPr>
-              <w:spacing w:after="0"/>
-            </w:pPr>
-            <w:r>
-              <w:rPr>
-                <w:b/>
-                <w:bCs/>
-                <w:color w:val="1FA6A2"/>
-                <w:sz w:val="18"/>
-                <w:szCs w:val="18"/>
-              </w:rPr>
-              <w:t xml:space="preserve">Example:  </w:t>
-            </w:r>
-            <w:r>
-              <w:rPr>
-                <w:i/>
-                <w:iCs/>
-                <w:color w:val="5F6F80"/>
-                <w:sz w:val="18"/>
-                <w:szCs w:val="18"/>
-              </w:rPr>
-              <w:t xml:space="preserve">“Of the USED storage” makes 4 GB the whole — not the 6 GB total.</w:t>
-            </w:r>
-          </w:p>
-        </w:tc>
-      </w:tr>
-    </w:tbl>
-    <w:tbl>
-      <w:tblPr>
-        <w:tblW w:type="pct" w:w="100%"/>
-        <w:tblBorders>
-          <w:top w:val="none" w:color="FFFFFF" w:sz="0"/>
-          <w:left w:val="none" w:color="FFFFFF" w:sz="0"/>
-          <w:bottom w:val="single" w:color="C7D2DD" w:sz="4"/>
-          <w:right w:val="none" w:color="FFFFFF" w:sz="0"/>
-          <w:insideH w:val="none" w:color="FFFFFF" w:sz="0"/>
-          <w:insideV w:val="none" w:color="FFFFFF" w:sz="0"/>
-        </w:tblBorders>
-      </w:tblPr>
-      <w:tblGrid>
-        <w:gridCol w:w="1800"/>
-        <w:gridCol w:w="7560"/>
-      </w:tblGrid>
-      <w:tr>
-        <w:trPr>
-          <w:cantSplit/>
-        </w:trPr>
-        <w:tc>
-          <w:tcPr>
-            <w:tcW w:type="dxa" w:w="1800"/>
-            <w:tcMar>
-              <w:top w:type="dxa" w:w="100"/>
-              <w:left w:type="dxa" w:w="40"/>
-              <w:bottom w:type="dxa" w:w="100"/>
-              <w:right w:type="dxa" w:w="120"/>
-            </w:tcMar>
-            <w:vAlign w:val="center"/>
-          </w:tcPr>
-          <w:p>
-            <w:pPr>
-              <w:spacing w:after="0"/>
               <w:jc w:val="center"/>
             </w:pPr>
             <w:r>
               <w:drawing>
                 <wp:inline distT="0" distB="0" distL="0" distR="0">
-                  <wp:extent cx="1047750" cy="790575"/>
+                  <wp:extent cx="876300" cy="657225"/>
                   <wp:effectExtent t="0" r="0" b="0" l="0"/>
                   <wp:docPr id="1" name="" descr="" title=""/>
                   <wp:cNvGraphicFramePr>
@@ -1101,7 +1461,7 @@
                         <pic:spPr bwMode="auto">
                           <a:xfrm>
                             <a:off x="0" y="0"/>
-                            <a:ext cx="1047750" cy="790575"/>
+                            <a:ext cx="876300" cy="657225"/>
                           </a:xfrm>
                           <a:prstGeom prst="rect">
                             <a:avLst/>
@@ -1114,69 +1474,10 @@
               </w:drawing>
             </w:r>
           </w:p>
-        </w:tc>
-        <w:tc>
-          <w:tcPr>
-            <w:tcW w:type="dxa" w:w="7560"/>
-            <w:tcMar>
-              <w:top w:type="dxa" w:w="100"/>
-              <w:left w:type="dxa" w:w="40"/>
-              <w:bottom w:type="dxa" w:w="100"/>
-              <w:right w:type="dxa" w:w="40"/>
-            </w:tcMar>
-            <w:vAlign w:val="center"/>
-          </w:tcPr>
-          <w:p>
-            <w:pPr>
-              <w:spacing w:after="50"/>
-            </w:pPr>
-            <w:r>
-              <w:rPr>
-                <w:b/>
-                <w:bCs/>
-                <w:color w:val="12355B"/>
-                <w:sz w:val="24"/>
-                <w:szCs w:val="24"/>
-              </w:rPr>
-              <w:t xml:space="preserve">Decompose</w:t>
-            </w:r>
-            <w:r>
-              <w:rPr>
-                <w:i/>
-                <w:iCs/>
-                <w:color w:val="5F6F80"/>
-                <w:sz w:val="19"/>
-                <w:szCs w:val="19"/>
-              </w:rPr>
-              <w:t xml:space="preserve">   Descomponer</w:t>
-            </w:r>
-          </w:p>
-          <w:p>
-            <w:pPr>
-              <w:spacing w:after="40"/>
-            </w:pPr>
-            <w:r>
-              <w:rPr>
-                <w:sz w:val="21"/>
-                <w:szCs w:val="21"/>
-              </w:rPr>
-              <w:t xml:space="preserve">Break a percent into friendly pieces that are easy to find.</w:t>
-            </w:r>
-          </w:p>
           <w:p>
             <w:pPr>
               <w:spacing w:after="0"/>
             </w:pPr>
-            <w:r>
-              <w:rPr>
-                <w:b/>
-                <w:bCs/>
-                <w:color w:val="1FA6A2"/>
-                <w:sz w:val="18"/>
-                <w:szCs w:val="18"/>
-              </w:rPr>
-              <w:t xml:space="preserve">Example:  </w:t>
-            </w:r>
             <w:r>
               <w:rPr>
                 <w:i/>
@@ -3430,7 +3731,7 @@
           <w:sz w:val="19"/>
           <w:szCs w:val="19"/>
         </w:rPr>
-        <w:t xml:space="preserve">   You Do — show your work</w:t>
+        <w:t xml:space="preserve">   You Do — show your work and reasoning</w:t>
       </w:r>
     </w:p>
     <w:p>
@@ -3445,7 +3746,7 @@
           <w:sz w:val="19"/>
           <w:szCs w:val="19"/>
         </w:rPr>
-        <w:t xml:space="preserve">Solve each problem. Show your thinking in the work box.</w:t>
+        <w:t xml:space="preserve">Solve each problem in the middle column and explain your reasoning using the sentence starters on the right.</w:t>
       </w:r>
     </w:p>
     <w:p>
@@ -3474,120 +3775,219 @@
         <w:t xml:space="preserve">   extra scaffolding</w:t>
       </w:r>
     </w:p>
-    <w:p>
-      <w:pPr>
-        <w:keepNext/>
-        <w:spacing w:after="60" w:before="160"/>
-      </w:pPr>
-      <w:r>
-        <w:rPr>
-          <w:b/>
-          <w:bCs/>
-          <w:color w:val="12355B"/>
-          <w:sz w:val="22"/>
-          <w:szCs w:val="22"/>
-        </w:rPr>
-        <w:t xml:space="preserve">1.  </w:t>
-      </w:r>
-      <w:r>
-        <w:rPr>
-          <w:b/>
-          <w:bCs/>
-          <w:sz w:val="21"/>
-          <w:szCs w:val="21"/>
-        </w:rPr>
-        <w:t xml:space="preserve">Which benchmark percents make good landmarks on a number line?</w:t>
-      </w:r>
-    </w:p>
-    <w:p>
-      <w:pPr>
-        <w:spacing w:after="40"/>
-        <w:ind w:left="420"/>
-      </w:pPr>
-      <w:r>
-        <w:rPr>
-          <w:sz w:val="20"/>
-          <w:szCs w:val="20"/>
-        </w:rPr>
-        <w:t xml:space="preserve">A)  0%, 25%, 50%, 75%, 100%</w:t>
-      </w:r>
-    </w:p>
-    <w:p>
-      <w:pPr>
-        <w:spacing w:after="40"/>
-        <w:ind w:left="420"/>
-      </w:pPr>
-      <w:r>
-        <w:rPr>
-          <w:sz w:val="20"/>
-          <w:szCs w:val="20"/>
-        </w:rPr>
-        <w:t xml:space="preserve">B)  3%, 17%, 62%, 94%</w:t>
-      </w:r>
-    </w:p>
-    <w:p>
-      <w:pPr>
-        <w:spacing w:after="40"/>
-        <w:ind w:left="420"/>
-      </w:pPr>
-      <w:r>
-        <w:rPr>
-          <w:sz w:val="20"/>
-          <w:szCs w:val="20"/>
-        </w:rPr>
-        <w:t xml:space="preserve">C)  Only 50%</w:t>
-      </w:r>
-    </w:p>
-    <w:p>
-      <w:pPr>
-        <w:spacing w:after="40"/>
-        <w:ind w:left="420"/>
-      </w:pPr>
-      <w:r>
-        <w:rPr>
-          <w:sz w:val="20"/>
-          <w:szCs w:val="20"/>
-        </w:rPr>
-        <w:t xml:space="preserve">D)  Only 100%</w:t>
-      </w:r>
-    </w:p>
-    <w:p>
-      <w:pPr>
-        <w:spacing w:after="20"/>
-      </w:pPr>
-      <w:r>
-        <w:t xml:space="preserve"/>
-      </w:r>
-    </w:p>
     <w:tbl>
       <w:tblPr>
-        <w:tblW w:type="pct" w:w="100%"/>
+        <w:tblW w:type="dxa" w:w="9360"/>
         <w:tblBorders>
           <w:top w:val="single" w:color="C7D2DD" w:sz="6"/>
           <w:left w:val="single" w:color="C7D2DD" w:sz="6"/>
           <w:bottom w:val="single" w:color="C7D2DD" w:sz="6"/>
           <w:right w:val="single" w:color="C7D2DD" w:sz="6"/>
-          <w:insideH w:val="single" w:color="auto" w:sz="4"/>
-          <w:insideV w:val="single" w:color="auto" w:sz="4"/>
+          <w:insideH w:val="single" w:color="C7D2DD" w:sz="6"/>
+          <w:insideV w:val="single" w:color="C7D2DD" w:sz="6"/>
         </w:tblBorders>
       </w:tblPr>
       <w:tblGrid>
-        <w:gridCol w:w="100"/>
+        <w:gridCol w:w="2800"/>
+        <w:gridCol w:w="3560"/>
+        <w:gridCol w:w="3000"/>
       </w:tblGrid>
       <w:tr>
-        <w:tc>
-          <w:tcPr>
+        <w:trPr>
+          <w:cantSplit/>
+          <w:tblHeader/>
+        </w:trPr>
+        <w:tc>
+          <w:tcPr>
+            <w:tcW w:type="dxa" w:w="2800"/>
+            <w:shd w:fill="EEF4F8" w:color="auto" w:val="clear"/>
+            <w:tcMar>
+              <w:top w:type="dxa" w:w="60"/>
+              <w:left w:type="dxa" w:w="100"/>
+              <w:bottom w:type="dxa" w:w="60"/>
+              <w:right w:type="dxa" w:w="100"/>
+            </w:tcMar>
+          </w:tcPr>
+          <w:p>
+            <w:pPr>
+              <w:spacing w:after="0"/>
+            </w:pPr>
+            <w:r>
+              <w:rPr>
+                <w:b/>
+                <w:bCs/>
+                <w:color w:val="12355B"/>
+                <w:sz w:val="16"/>
+                <w:szCs w:val="16"/>
+              </w:rPr>
+              <w:t xml:space="preserve">CORE PROBLEM / GIVEN REPRESENTATION</w:t>
+            </w:r>
+          </w:p>
+        </w:tc>
+        <w:tc>
+          <w:tcPr>
+            <w:tcW w:type="dxa" w:w="3560"/>
+            <w:shd w:fill="EEF4F8" w:color="auto" w:val="clear"/>
+            <w:tcMar>
+              <w:top w:type="dxa" w:w="60"/>
+              <w:left w:type="dxa" w:w="100"/>
+              <w:bottom w:type="dxa" w:w="60"/>
+              <w:right w:type="dxa" w:w="100"/>
+            </w:tcMar>
+          </w:tcPr>
+          <w:p>
+            <w:pPr>
+              <w:spacing w:after="0"/>
+            </w:pPr>
+            <w:r>
+              <w:rPr>
+                <w:b/>
+                <w:bCs/>
+                <w:color w:val="12355B"/>
+                <w:sz w:val="16"/>
+                <w:szCs w:val="16"/>
+              </w:rPr>
+              <w:t xml:space="preserve">WORKING SPACE / CALCULATION STEPS</w:t>
+            </w:r>
+          </w:p>
+        </w:tc>
+        <w:tc>
+          <w:tcPr>
+            <w:tcW w:type="dxa" w:w="3000"/>
             <w:shd w:fill="FBF3E2" w:color="auto" w:val="clear"/>
             <w:tcMar>
               <w:top w:type="dxa" w:w="60"/>
-              <w:left w:type="dxa" w:w="120"/>
+              <w:left w:type="dxa" w:w="100"/>
               <w:bottom w:type="dxa" w:w="60"/>
-              <w:right w:type="dxa" w:w="120"/>
-            </w:tcMar>
-          </w:tcPr>
-          <w:p>
-            <w:pPr>
-              <w:spacing w:after="0" w:line="320"/>
+              <w:right w:type="dxa" w:w="100"/>
+            </w:tcMar>
+          </w:tcPr>
+          <w:p>
+            <w:pPr>
+              <w:spacing w:after="0"/>
+            </w:pPr>
+            <w:r>
+              <w:rPr>
+                <w:b/>
+                <w:bCs/>
+                <w:color w:val="B97A12"/>
+                <w:sz w:val="16"/>
+                <w:szCs w:val="16"/>
+              </w:rPr>
+              <w:t xml:space="preserve">EXPLAIN YOUR REASONING</w:t>
+            </w:r>
+          </w:p>
+        </w:tc>
+      </w:tr>
+      <w:tr>
+        <w:trPr>
+          <w:cantSplit/>
+        </w:trPr>
+        <w:tc>
+          <w:tcPr>
+            <w:tcW w:type="dxa" w:w="2800"/>
+            <w:tcMar>
+              <w:top w:type="dxa" w:w="80"/>
+              <w:left w:type="dxa" w:w="100"/>
+              <w:bottom w:type="dxa" w:w="80"/>
+              <w:right w:type="dxa" w:w="100"/>
+            </w:tcMar>
+            <w:vAlign w:val="top"/>
+          </w:tcPr>
+          <w:p>
+            <w:pPr>
+              <w:spacing w:after="60"/>
+            </w:pPr>
+            <w:r>
+              <w:rPr>
+                <w:b/>
+                <w:bCs/>
+                <w:color w:val="12355B"/>
+                <w:sz w:val="21"/>
+                <w:szCs w:val="21"/>
+              </w:rPr>
+              <w:t xml:space="preserve">1.  </w:t>
+            </w:r>
+            <w:r>
+              <w:rPr>
+                <w:b/>
+                <w:bCs/>
+                <w:sz w:val="20"/>
+                <w:szCs w:val="20"/>
+              </w:rPr>
+              <w:t xml:space="preserve">Which benchmark percents make good landmarks on a number line?</w:t>
+            </w:r>
+          </w:p>
+          <w:p>
+            <w:pPr>
+              <w:spacing w:after="30"/>
+              <w:ind w:left="180"/>
+            </w:pPr>
+            <w:r>
+              <w:rPr>
+                <w:sz w:val="19"/>
+                <w:szCs w:val="19"/>
+              </w:rPr>
+              <w:t xml:space="preserve">A)  0%, 25%, 50%, 75%, 100%</w:t>
+            </w:r>
+          </w:p>
+          <w:p>
+            <w:pPr>
+              <w:spacing w:after="30"/>
+              <w:ind w:left="180"/>
+            </w:pPr>
+            <w:r>
+              <w:rPr>
+                <w:sz w:val="19"/>
+                <w:szCs w:val="19"/>
+              </w:rPr>
+              <w:t xml:space="preserve">B)  3%, 17%, 62%, 94%</w:t>
+            </w:r>
+          </w:p>
+          <w:p>
+            <w:pPr>
+              <w:spacing w:after="30"/>
+              <w:ind w:left="180"/>
+            </w:pPr>
+            <w:r>
+              <w:rPr>
+                <w:sz w:val="19"/>
+                <w:szCs w:val="19"/>
+              </w:rPr>
+              <w:t xml:space="preserve">C)  Only 50%</w:t>
+            </w:r>
+          </w:p>
+          <w:p>
+            <w:pPr>
+              <w:spacing w:after="30"/>
+              <w:ind w:left="180"/>
+            </w:pPr>
+            <w:r>
+              <w:rPr>
+                <w:sz w:val="19"/>
+                <w:szCs w:val="19"/>
+              </w:rPr>
+              <w:t xml:space="preserve">D)  Only 100%</w:t>
+            </w:r>
+          </w:p>
+        </w:tc>
+        <w:tc>
+          <w:tcPr>
+            <w:tcW w:type="dxa" w:w="3560"/>
+            <w:tcMar>
+              <w:top w:type="dxa" w:w="80"/>
+              <w:left w:type="dxa" w:w="100"/>
+              <w:bottom w:type="dxa" w:w="80"/>
+              <w:right w:type="dxa" w:w="100"/>
+            </w:tcMar>
+            <w:vAlign w:val="top"/>
+          </w:tcPr>
+          <w:p>
+            <w:pPr>
+              <w:pBdr>
+                <w:bottom w:val="single" w:color="AFBECC" w:sz="6"/>
+              </w:pBdr>
+              <w:spacing w:after="30" w:before="150"/>
             </w:pPr>
             <w:r>
               <w:t xml:space="preserve"/>
@@ -3595,7 +3995,147 @@
           </w:p>
           <w:p>
             <w:pPr>
-              <w:spacing w:after="0" w:line="320"/>
+              <w:pBdr>
+                <w:bottom w:val="single" w:color="AFBECC" w:sz="6"/>
+              </w:pBdr>
+              <w:spacing w:after="30" w:before="150"/>
+            </w:pPr>
+            <w:r>
+              <w:t xml:space="preserve"/>
+            </w:r>
+          </w:p>
+          <w:p>
+            <w:pPr>
+              <w:pBdr>
+                <w:bottom w:val="single" w:color="AFBECC" w:sz="6"/>
+              </w:pBdr>
+              <w:spacing w:after="30" w:before="150"/>
+            </w:pPr>
+            <w:r>
+              <w:t xml:space="preserve"/>
+            </w:r>
+          </w:p>
+          <w:p>
+            <w:pPr>
+              <w:pBdr>
+                <w:bottom w:val="single" w:color="AFBECC" w:sz="6"/>
+              </w:pBdr>
+              <w:spacing w:after="30" w:before="150"/>
+            </w:pPr>
+            <w:r>
+              <w:t xml:space="preserve"/>
+            </w:r>
+          </w:p>
+        </w:tc>
+        <w:tc>
+          <w:tcPr>
+            <w:tcW w:type="dxa" w:w="3000"/>
+            <w:shd w:fill="FBF3E2" w:color="auto" w:val="clear"/>
+            <w:tcMar>
+              <w:top w:type="dxa" w:w="80"/>
+              <w:left w:type="dxa" w:w="100"/>
+              <w:bottom w:type="dxa" w:w="80"/>
+              <w:right w:type="dxa" w:w="100"/>
+            </w:tcMar>
+            <w:vAlign w:val="top"/>
+          </w:tcPr>
+          <w:p>
+            <w:pPr>
+              <w:spacing w:after="40"/>
+            </w:pPr>
+            <w:r>
+              <w:rPr>
+                <w:b/>
+                <w:bCs/>
+                <w:color w:val="12355B"/>
+                <w:sz w:val="19"/>
+                <w:szCs w:val="19"/>
+              </w:rPr>
+              <w:t xml:space="preserve">Because... </w:t>
+            </w:r>
+            <w:r>
+              <w:rPr>
+                <w:color w:val="AFBECC"/>
+                <w:sz w:val="19"/>
+                <w:szCs w:val="19"/>
+              </w:rPr>
+              <w:t xml:space="preserve">________________</w:t>
+            </w:r>
+          </w:p>
+          <w:p>
+            <w:pPr>
+              <w:pBdr>
+                <w:bottom w:val="single" w:color="AFBECC" w:sz="6"/>
+              </w:pBdr>
+              <w:spacing w:after="30" w:before="150"/>
+            </w:pPr>
+            <w:r>
+              <w:t xml:space="preserve"/>
+            </w:r>
+          </w:p>
+          <w:p>
+            <w:pPr>
+              <w:spacing w:after="40" w:before="80"/>
+            </w:pPr>
+            <w:r>
+              <w:rPr>
+                <w:b/>
+                <w:bCs/>
+                <w:color w:val="6B4FA0"/>
+                <w:sz w:val="19"/>
+                <w:szCs w:val="19"/>
+              </w:rPr>
+              <w:t xml:space="preserve">Although... </w:t>
+            </w:r>
+            <w:r>
+              <w:rPr>
+                <w:color w:val="AFBECC"/>
+                <w:sz w:val="19"/>
+                <w:szCs w:val="19"/>
+              </w:rPr>
+              <w:t xml:space="preserve">_______________</w:t>
+            </w:r>
+          </w:p>
+          <w:p>
+            <w:pPr>
+              <w:pBdr>
+                <w:bottom w:val="single" w:color="AFBECC" w:sz="6"/>
+              </w:pBdr>
+              <w:spacing w:after="30" w:before="150"/>
+            </w:pPr>
+            <w:r>
+              <w:t xml:space="preserve"/>
+            </w:r>
+          </w:p>
+          <w:p>
+            <w:pPr>
+              <w:spacing w:after="40" w:before="80"/>
+            </w:pPr>
+            <w:r>
+              <w:rPr>
+                <w:b/>
+                <w:bCs/>
+                <w:color w:val="1FA6A2"/>
+                <w:sz w:val="19"/>
+                <w:szCs w:val="19"/>
+              </w:rPr>
+              <w:t xml:space="preserve">Therefore... </w:t>
+            </w:r>
+            <w:r>
+              <w:rPr>
+                <w:color w:val="AFBECC"/>
+                <w:sz w:val="19"/>
+                <w:szCs w:val="19"/>
+              </w:rPr>
+              <w:t xml:space="preserve">______________</w:t>
+            </w:r>
+          </w:p>
+          <w:p>
+            <w:pPr>
+              <w:pBdr>
+                <w:bottom w:val="single" w:color="AFBECC" w:sz="6"/>
+              </w:pBdr>
+              <w:spacing w:after="30" w:before="150"/>
             </w:pPr>
             <w:r>
               <w:t xml:space="preserve"/>
@@ -3606,84 +4146,7 @@
     </w:tbl>
     <w:p>
       <w:pPr>
-        <w:keepNext/>
-        <w:spacing w:after="60" w:before="160"/>
-      </w:pPr>
-      <w:r>
-        <w:rPr>
-          <w:b/>
-          <w:bCs/>
-          <w:color w:val="12355B"/>
-          <w:sz w:val="22"/>
-          <w:szCs w:val="22"/>
-        </w:rPr>
-        <w:t xml:space="preserve">2.  </w:t>
-      </w:r>
-      <w:r>
-        <w:rPr>
-          <w:b/>
-          <w:bCs/>
-          <w:sz w:val="21"/>
-          <w:szCs w:val="21"/>
-        </w:rPr>
-        <w:t xml:space="preserve">To estimate 8.6% of 216 by rounding, which numbers should you use?</w:t>
-      </w:r>
-    </w:p>
-    <w:p>
-      <w:pPr>
-        <w:spacing w:after="40"/>
-        <w:ind w:left="420"/>
-      </w:pPr>
-      <w:r>
-        <w:rPr>
-          <w:sz w:val="20"/>
-          <w:szCs w:val="20"/>
-        </w:rPr>
-        <w:t xml:space="preserve">A)  1% of 216</w:t>
-      </w:r>
-    </w:p>
-    <w:p>
-      <w:pPr>
-        <w:spacing w:after="40"/>
-        <w:ind w:left="420"/>
-      </w:pPr>
-      <w:r>
-        <w:rPr>
-          <w:sz w:val="20"/>
-          <w:szCs w:val="20"/>
-        </w:rPr>
-        <w:t xml:space="preserve">B)  8% of 300</w:t>
-      </w:r>
-    </w:p>
-    <w:p>
-      <w:pPr>
-        <w:spacing w:after="40"/>
-        <w:ind w:left="420"/>
-      </w:pPr>
-      <w:r>
-        <w:rPr>
-          <w:sz w:val="20"/>
-          <w:szCs w:val="20"/>
-        </w:rPr>
-        <w:t xml:space="preserve">C)  10% of 220</w:t>
-      </w:r>
-    </w:p>
-    <w:p>
-      <w:pPr>
-        <w:spacing w:after="40"/>
-        <w:ind w:left="420"/>
-      </w:pPr>
-      <w:r>
-        <w:rPr>
-          <w:sz w:val="20"/>
-          <w:szCs w:val="20"/>
-        </w:rPr>
-        <w:t xml:space="preserve">D)  86% of 216</w:t>
-      </w:r>
-    </w:p>
-    <w:p>
-      <w:pPr>
-        <w:spacing w:after="20"/>
+        <w:spacing w:after="80"/>
       </w:pPr>
       <w:r>
         <w:t xml:space="preserve"/>
@@ -3691,33 +4154,217 @@
     </w:p>
     <w:tbl>
       <w:tblPr>
-        <w:tblW w:type="pct" w:w="100%"/>
+        <w:tblW w:type="dxa" w:w="9360"/>
         <w:tblBorders>
           <w:top w:val="single" w:color="C7D2DD" w:sz="6"/>
           <w:left w:val="single" w:color="C7D2DD" w:sz="6"/>
           <w:bottom w:val="single" w:color="C7D2DD" w:sz="6"/>
           <w:right w:val="single" w:color="C7D2DD" w:sz="6"/>
-          <w:insideH w:val="single" w:color="auto" w:sz="4"/>
-          <w:insideV w:val="single" w:color="auto" w:sz="4"/>
+          <w:insideH w:val="single" w:color="C7D2DD" w:sz="6"/>
+          <w:insideV w:val="single" w:color="C7D2DD" w:sz="6"/>
         </w:tblBorders>
       </w:tblPr>
       <w:tblGrid>
-        <w:gridCol w:w="100"/>
+        <w:gridCol w:w="2800"/>
+        <w:gridCol w:w="3560"/>
+        <w:gridCol w:w="3000"/>
       </w:tblGrid>
       <w:tr>
-        <w:tc>
-          <w:tcPr>
+        <w:trPr>
+          <w:cantSplit/>
+          <w:tblHeader/>
+        </w:trPr>
+        <w:tc>
+          <w:tcPr>
+            <w:tcW w:type="dxa" w:w="2800"/>
+            <w:shd w:fill="EEF4F8" w:color="auto" w:val="clear"/>
+            <w:tcMar>
+              <w:top w:type="dxa" w:w="60"/>
+              <w:left w:type="dxa" w:w="100"/>
+              <w:bottom w:type="dxa" w:w="60"/>
+              <w:right w:type="dxa" w:w="100"/>
+            </w:tcMar>
+          </w:tcPr>
+          <w:p>
+            <w:pPr>
+              <w:spacing w:after="0"/>
+            </w:pPr>
+            <w:r>
+              <w:rPr>
+                <w:b/>
+                <w:bCs/>
+                <w:color w:val="12355B"/>
+                <w:sz w:val="16"/>
+                <w:szCs w:val="16"/>
+              </w:rPr>
+              <w:t xml:space="preserve">CORE PROBLEM / GIVEN REPRESENTATION</w:t>
+            </w:r>
+          </w:p>
+        </w:tc>
+        <w:tc>
+          <w:tcPr>
+            <w:tcW w:type="dxa" w:w="3560"/>
+            <w:shd w:fill="EEF4F8" w:color="auto" w:val="clear"/>
+            <w:tcMar>
+              <w:top w:type="dxa" w:w="60"/>
+              <w:left w:type="dxa" w:w="100"/>
+              <w:bottom w:type="dxa" w:w="60"/>
+              <w:right w:type="dxa" w:w="100"/>
+            </w:tcMar>
+          </w:tcPr>
+          <w:p>
+            <w:pPr>
+              <w:spacing w:after="0"/>
+            </w:pPr>
+            <w:r>
+              <w:rPr>
+                <w:b/>
+                <w:bCs/>
+                <w:color w:val="12355B"/>
+                <w:sz w:val="16"/>
+                <w:szCs w:val="16"/>
+              </w:rPr>
+              <w:t xml:space="preserve">WORKING SPACE / CALCULATION STEPS</w:t>
+            </w:r>
+          </w:p>
+        </w:tc>
+        <w:tc>
+          <w:tcPr>
+            <w:tcW w:type="dxa" w:w="3000"/>
             <w:shd w:fill="FBF3E2" w:color="auto" w:val="clear"/>
             <w:tcMar>
               <w:top w:type="dxa" w:w="60"/>
-              <w:left w:type="dxa" w:w="120"/>
+              <w:left w:type="dxa" w:w="100"/>
               <w:bottom w:type="dxa" w:w="60"/>
-              <w:right w:type="dxa" w:w="120"/>
-            </w:tcMar>
-          </w:tcPr>
-          <w:p>
-            <w:pPr>
-              <w:spacing w:after="0" w:line="320"/>
+              <w:right w:type="dxa" w:w="100"/>
+            </w:tcMar>
+          </w:tcPr>
+          <w:p>
+            <w:pPr>
+              <w:spacing w:after="0"/>
+            </w:pPr>
+            <w:r>
+              <w:rPr>
+                <w:b/>
+                <w:bCs/>
+                <w:color w:val="B97A12"/>
+                <w:sz w:val="16"/>
+                <w:szCs w:val="16"/>
+              </w:rPr>
+              <w:t xml:space="preserve">EXPLAIN YOUR REASONING</w:t>
+            </w:r>
+          </w:p>
+        </w:tc>
+      </w:tr>
+      <w:tr>
+        <w:trPr>
+          <w:cantSplit/>
+        </w:trPr>
+        <w:tc>
+          <w:tcPr>
+            <w:tcW w:type="dxa" w:w="2800"/>
+            <w:tcMar>
+              <w:top w:type="dxa" w:w="80"/>
+              <w:left w:type="dxa" w:w="100"/>
+              <w:bottom w:type="dxa" w:w="80"/>
+              <w:right w:type="dxa" w:w="100"/>
+            </w:tcMar>
+            <w:vAlign w:val="top"/>
+          </w:tcPr>
+          <w:p>
+            <w:pPr>
+              <w:spacing w:after="60"/>
+            </w:pPr>
+            <w:r>
+              <w:rPr>
+                <w:b/>
+                <w:bCs/>
+                <w:color w:val="12355B"/>
+                <w:sz w:val="21"/>
+                <w:szCs w:val="21"/>
+              </w:rPr>
+              <w:t xml:space="preserve">2.  </w:t>
+            </w:r>
+            <w:r>
+              <w:rPr>
+                <w:b/>
+                <w:bCs/>
+                <w:sz w:val="20"/>
+                <w:szCs w:val="20"/>
+              </w:rPr>
+              <w:t xml:space="preserve">To estimate 8.6% of 216 by rounding, which numbers should you use?</w:t>
+            </w:r>
+          </w:p>
+          <w:p>
+            <w:pPr>
+              <w:spacing w:after="30"/>
+              <w:ind w:left="180"/>
+            </w:pPr>
+            <w:r>
+              <w:rPr>
+                <w:sz w:val="19"/>
+                <w:szCs w:val="19"/>
+              </w:rPr>
+              <w:t xml:space="preserve">A)  1% of 216</w:t>
+            </w:r>
+          </w:p>
+          <w:p>
+            <w:pPr>
+              <w:spacing w:after="30"/>
+              <w:ind w:left="180"/>
+            </w:pPr>
+            <w:r>
+              <w:rPr>
+                <w:sz w:val="19"/>
+                <w:szCs w:val="19"/>
+              </w:rPr>
+              <w:t xml:space="preserve">B)  8% of 300</w:t>
+            </w:r>
+          </w:p>
+          <w:p>
+            <w:pPr>
+              <w:spacing w:after="30"/>
+              <w:ind w:left="180"/>
+            </w:pPr>
+            <w:r>
+              <w:rPr>
+                <w:sz w:val="19"/>
+                <w:szCs w:val="19"/>
+              </w:rPr>
+              <w:t xml:space="preserve">C)  10% of 220</w:t>
+            </w:r>
+          </w:p>
+          <w:p>
+            <w:pPr>
+              <w:spacing w:after="30"/>
+              <w:ind w:left="180"/>
+            </w:pPr>
+            <w:r>
+              <w:rPr>
+                <w:sz w:val="19"/>
+                <w:szCs w:val="19"/>
+              </w:rPr>
+              <w:t xml:space="preserve">D)  86% of 216</w:t>
+            </w:r>
+          </w:p>
+        </w:tc>
+        <w:tc>
+          <w:tcPr>
+            <w:tcW w:type="dxa" w:w="3560"/>
+            <w:tcMar>
+              <w:top w:type="dxa" w:w="80"/>
+              <w:left w:type="dxa" w:w="100"/>
+              <w:bottom w:type="dxa" w:w="80"/>
+              <w:right w:type="dxa" w:w="100"/>
+            </w:tcMar>
+            <w:vAlign w:val="top"/>
+          </w:tcPr>
+          <w:p>
+            <w:pPr>
+              <w:pBdr>
+                <w:bottom w:val="single" w:color="AFBECC" w:sz="6"/>
+              </w:pBdr>
+              <w:spacing w:after="30" w:before="150"/>
             </w:pPr>
             <w:r>
               <w:t xml:space="preserve"/>
@@ -3725,7 +4372,147 @@
           </w:p>
           <w:p>
             <w:pPr>
-              <w:spacing w:after="0" w:line="320"/>
+              <w:pBdr>
+                <w:bottom w:val="single" w:color="AFBECC" w:sz="6"/>
+              </w:pBdr>
+              <w:spacing w:after="30" w:before="150"/>
+            </w:pPr>
+            <w:r>
+              <w:t xml:space="preserve"/>
+            </w:r>
+          </w:p>
+          <w:p>
+            <w:pPr>
+              <w:pBdr>
+                <w:bottom w:val="single" w:color="AFBECC" w:sz="6"/>
+              </w:pBdr>
+              <w:spacing w:after="30" w:before="150"/>
+            </w:pPr>
+            <w:r>
+              <w:t xml:space="preserve"/>
+            </w:r>
+          </w:p>
+          <w:p>
+            <w:pPr>
+              <w:pBdr>
+                <w:bottom w:val="single" w:color="AFBECC" w:sz="6"/>
+              </w:pBdr>
+              <w:spacing w:after="30" w:before="150"/>
+            </w:pPr>
+            <w:r>
+              <w:t xml:space="preserve"/>
+            </w:r>
+          </w:p>
+        </w:tc>
+        <w:tc>
+          <w:tcPr>
+            <w:tcW w:type="dxa" w:w="3000"/>
+            <w:shd w:fill="FBF3E2" w:color="auto" w:val="clear"/>
+            <w:tcMar>
+              <w:top w:type="dxa" w:w="80"/>
+              <w:left w:type="dxa" w:w="100"/>
+              <w:bottom w:type="dxa" w:w="80"/>
+              <w:right w:type="dxa" w:w="100"/>
+            </w:tcMar>
+            <w:vAlign w:val="top"/>
+          </w:tcPr>
+          <w:p>
+            <w:pPr>
+              <w:spacing w:after="40"/>
+            </w:pPr>
+            <w:r>
+              <w:rPr>
+                <w:b/>
+                <w:bCs/>
+                <w:color w:val="12355B"/>
+                <w:sz w:val="19"/>
+                <w:szCs w:val="19"/>
+              </w:rPr>
+              <w:t xml:space="preserve">Because... </w:t>
+            </w:r>
+            <w:r>
+              <w:rPr>
+                <w:color w:val="AFBECC"/>
+                <w:sz w:val="19"/>
+                <w:szCs w:val="19"/>
+              </w:rPr>
+              <w:t xml:space="preserve">________________</w:t>
+            </w:r>
+          </w:p>
+          <w:p>
+            <w:pPr>
+              <w:pBdr>
+                <w:bottom w:val="single" w:color="AFBECC" w:sz="6"/>
+              </w:pBdr>
+              <w:spacing w:after="30" w:before="150"/>
+            </w:pPr>
+            <w:r>
+              <w:t xml:space="preserve"/>
+            </w:r>
+          </w:p>
+          <w:p>
+            <w:pPr>
+              <w:spacing w:after="40" w:before="80"/>
+            </w:pPr>
+            <w:r>
+              <w:rPr>
+                <w:b/>
+                <w:bCs/>
+                <w:color w:val="6B4FA0"/>
+                <w:sz w:val="19"/>
+                <w:szCs w:val="19"/>
+              </w:rPr>
+              <w:t xml:space="preserve">Although... </w:t>
+            </w:r>
+            <w:r>
+              <w:rPr>
+                <w:color w:val="AFBECC"/>
+                <w:sz w:val="19"/>
+                <w:szCs w:val="19"/>
+              </w:rPr>
+              <w:t xml:space="preserve">_______________</w:t>
+            </w:r>
+          </w:p>
+          <w:p>
+            <w:pPr>
+              <w:pBdr>
+                <w:bottom w:val="single" w:color="AFBECC" w:sz="6"/>
+              </w:pBdr>
+              <w:spacing w:after="30" w:before="150"/>
+            </w:pPr>
+            <w:r>
+              <w:t xml:space="preserve"/>
+            </w:r>
+          </w:p>
+          <w:p>
+            <w:pPr>
+              <w:spacing w:after="40" w:before="80"/>
+            </w:pPr>
+            <w:r>
+              <w:rPr>
+                <w:b/>
+                <w:bCs/>
+                <w:color w:val="1FA6A2"/>
+                <w:sz w:val="19"/>
+                <w:szCs w:val="19"/>
+              </w:rPr>
+              <w:t xml:space="preserve">Therefore... </w:t>
+            </w:r>
+            <w:r>
+              <w:rPr>
+                <w:color w:val="AFBECC"/>
+                <w:sz w:val="19"/>
+                <w:szCs w:val="19"/>
+              </w:rPr>
+              <w:t xml:space="preserve">______________</w:t>
+            </w:r>
+          </w:p>
+          <w:p>
+            <w:pPr>
+              <w:pBdr>
+                <w:bottom w:val="single" w:color="AFBECC" w:sz="6"/>
+              </w:pBdr>
+              <w:spacing w:after="30" w:before="150"/>
             </w:pPr>
             <w:r>
               <w:t xml:space="preserve"/>
@@ -3736,84 +4523,7 @@
     </w:tbl>
     <w:p>
       <w:pPr>
-        <w:keepNext/>
-        <w:spacing w:after="60" w:before="160"/>
-      </w:pPr>
-      <w:r>
-        <w:rPr>
-          <w:b/>
-          <w:bCs/>
-          <w:color w:val="12355B"/>
-          <w:sz w:val="22"/>
-          <w:szCs w:val="22"/>
-        </w:rPr>
-        <w:t xml:space="preserve">3.  </w:t>
-      </w:r>
-      <w:r>
-        <w:rPr>
-          <w:b/>
-          <w:bCs/>
-          <w:sz w:val="21"/>
-          <w:szCs w:val="21"/>
-        </w:rPr>
-        <w:t xml:space="preserve">What is 10% of 220?</w:t>
-      </w:r>
-    </w:p>
-    <w:p>
-      <w:pPr>
-        <w:spacing w:after="40"/>
-        <w:ind w:left="420"/>
-      </w:pPr>
-      <w:r>
-        <w:rPr>
-          <w:sz w:val="20"/>
-          <w:szCs w:val="20"/>
-        </w:rPr>
-        <w:t xml:space="preserve">A)  2.2</w:t>
-      </w:r>
-    </w:p>
-    <w:p>
-      <w:pPr>
-        <w:spacing w:after="40"/>
-        <w:ind w:left="420"/>
-      </w:pPr>
-      <w:r>
-        <w:rPr>
-          <w:sz w:val="20"/>
-          <w:szCs w:val="20"/>
-        </w:rPr>
-        <w:t xml:space="preserve">B)  22</w:t>
-      </w:r>
-    </w:p>
-    <w:p>
-      <w:pPr>
-        <w:spacing w:after="40"/>
-        <w:ind w:left="420"/>
-      </w:pPr>
-      <w:r>
-        <w:rPr>
-          <w:sz w:val="20"/>
-          <w:szCs w:val="20"/>
-        </w:rPr>
-        <w:t xml:space="preserve">C)  44</w:t>
-      </w:r>
-    </w:p>
-    <w:p>
-      <w:pPr>
-        <w:spacing w:after="40"/>
-        <w:ind w:left="420"/>
-      </w:pPr>
-      <w:r>
-        <w:rPr>
-          <w:sz w:val="20"/>
-          <w:szCs w:val="20"/>
-        </w:rPr>
-        <w:t xml:space="preserve">D)  220</w:t>
-      </w:r>
-    </w:p>
-    <w:p>
-      <w:pPr>
-        <w:spacing w:after="20"/>
+        <w:spacing w:after="80"/>
       </w:pPr>
       <w:r>
         <w:t xml:space="preserve"/>
@@ -3821,33 +4531,217 @@
     </w:p>
     <w:tbl>
       <w:tblPr>
-        <w:tblW w:type="pct" w:w="100%"/>
+        <w:tblW w:type="dxa" w:w="9360"/>
         <w:tblBorders>
           <w:top w:val="single" w:color="C7D2DD" w:sz="6"/>
           <w:left w:val="single" w:color="C7D2DD" w:sz="6"/>
           <w:bottom w:val="single" w:color="C7D2DD" w:sz="6"/>
           <w:right w:val="single" w:color="C7D2DD" w:sz="6"/>
-          <w:insideH w:val="single" w:color="auto" w:sz="4"/>
-          <w:insideV w:val="single" w:color="auto" w:sz="4"/>
+          <w:insideH w:val="single" w:color="C7D2DD" w:sz="6"/>
+          <w:insideV w:val="single" w:color="C7D2DD" w:sz="6"/>
         </w:tblBorders>
       </w:tblPr>
       <w:tblGrid>
-        <w:gridCol w:w="100"/>
+        <w:gridCol w:w="2800"/>
+        <w:gridCol w:w="3560"/>
+        <w:gridCol w:w="3000"/>
       </w:tblGrid>
       <w:tr>
-        <w:tc>
-          <w:tcPr>
+        <w:trPr>
+          <w:cantSplit/>
+          <w:tblHeader/>
+        </w:trPr>
+        <w:tc>
+          <w:tcPr>
+            <w:tcW w:type="dxa" w:w="2800"/>
+            <w:shd w:fill="EEF4F8" w:color="auto" w:val="clear"/>
+            <w:tcMar>
+              <w:top w:type="dxa" w:w="60"/>
+              <w:left w:type="dxa" w:w="100"/>
+              <w:bottom w:type="dxa" w:w="60"/>
+              <w:right w:type="dxa" w:w="100"/>
+            </w:tcMar>
+          </w:tcPr>
+          <w:p>
+            <w:pPr>
+              <w:spacing w:after="0"/>
+            </w:pPr>
+            <w:r>
+              <w:rPr>
+                <w:b/>
+                <w:bCs/>
+                <w:color w:val="12355B"/>
+                <w:sz w:val="16"/>
+                <w:szCs w:val="16"/>
+              </w:rPr>
+              <w:t xml:space="preserve">CORE PROBLEM / GIVEN REPRESENTATION</w:t>
+            </w:r>
+          </w:p>
+        </w:tc>
+        <w:tc>
+          <w:tcPr>
+            <w:tcW w:type="dxa" w:w="3560"/>
+            <w:shd w:fill="EEF4F8" w:color="auto" w:val="clear"/>
+            <w:tcMar>
+              <w:top w:type="dxa" w:w="60"/>
+              <w:left w:type="dxa" w:w="100"/>
+              <w:bottom w:type="dxa" w:w="60"/>
+              <w:right w:type="dxa" w:w="100"/>
+            </w:tcMar>
+          </w:tcPr>
+          <w:p>
+            <w:pPr>
+              <w:spacing w:after="0"/>
+            </w:pPr>
+            <w:r>
+              <w:rPr>
+                <w:b/>
+                <w:bCs/>
+                <w:color w:val="12355B"/>
+                <w:sz w:val="16"/>
+                <w:szCs w:val="16"/>
+              </w:rPr>
+              <w:t xml:space="preserve">WORKING SPACE / CALCULATION STEPS</w:t>
+            </w:r>
+          </w:p>
+        </w:tc>
+        <w:tc>
+          <w:tcPr>
+            <w:tcW w:type="dxa" w:w="3000"/>
             <w:shd w:fill="FBF3E2" w:color="auto" w:val="clear"/>
             <w:tcMar>
               <w:top w:type="dxa" w:w="60"/>
-              <w:left w:type="dxa" w:w="120"/>
+              <w:left w:type="dxa" w:w="100"/>
               <w:bottom w:type="dxa" w:w="60"/>
-              <w:right w:type="dxa" w:w="120"/>
-            </w:tcMar>
-          </w:tcPr>
-          <w:p>
-            <w:pPr>
-              <w:spacing w:after="0" w:line="320"/>
+              <w:right w:type="dxa" w:w="100"/>
+            </w:tcMar>
+          </w:tcPr>
+          <w:p>
+            <w:pPr>
+              <w:spacing w:after="0"/>
+            </w:pPr>
+            <w:r>
+              <w:rPr>
+                <w:b/>
+                <w:bCs/>
+                <w:color w:val="B97A12"/>
+                <w:sz w:val="16"/>
+                <w:szCs w:val="16"/>
+              </w:rPr>
+              <w:t xml:space="preserve">EXPLAIN YOUR REASONING</w:t>
+            </w:r>
+          </w:p>
+        </w:tc>
+      </w:tr>
+      <w:tr>
+        <w:trPr>
+          <w:cantSplit/>
+        </w:trPr>
+        <w:tc>
+          <w:tcPr>
+            <w:tcW w:type="dxa" w:w="2800"/>
+            <w:tcMar>
+              <w:top w:type="dxa" w:w="80"/>
+              <w:left w:type="dxa" w:w="100"/>
+              <w:bottom w:type="dxa" w:w="80"/>
+              <w:right w:type="dxa" w:w="100"/>
+            </w:tcMar>
+            <w:vAlign w:val="top"/>
+          </w:tcPr>
+          <w:p>
+            <w:pPr>
+              <w:spacing w:after="60"/>
+            </w:pPr>
+            <w:r>
+              <w:rPr>
+                <w:b/>
+                <w:bCs/>
+                <w:color w:val="12355B"/>
+                <w:sz w:val="21"/>
+                <w:szCs w:val="21"/>
+              </w:rPr>
+              <w:t xml:space="preserve">3.  </w:t>
+            </w:r>
+            <w:r>
+              <w:rPr>
+                <w:b/>
+                <w:bCs/>
+                <w:sz w:val="20"/>
+                <w:szCs w:val="20"/>
+              </w:rPr>
+              <w:t xml:space="preserve">What is 10% of 220?</w:t>
+            </w:r>
+          </w:p>
+          <w:p>
+            <w:pPr>
+              <w:spacing w:after="30"/>
+              <w:ind w:left="180"/>
+            </w:pPr>
+            <w:r>
+              <w:rPr>
+                <w:sz w:val="19"/>
+                <w:szCs w:val="19"/>
+              </w:rPr>
+              <w:t xml:space="preserve">A)  2.2</w:t>
+            </w:r>
+          </w:p>
+          <w:p>
+            <w:pPr>
+              <w:spacing w:after="30"/>
+              <w:ind w:left="180"/>
+            </w:pPr>
+            <w:r>
+              <w:rPr>
+                <w:sz w:val="19"/>
+                <w:szCs w:val="19"/>
+              </w:rPr>
+              <w:t xml:space="preserve">B)  22</w:t>
+            </w:r>
+          </w:p>
+          <w:p>
+            <w:pPr>
+              <w:spacing w:after="30"/>
+              <w:ind w:left="180"/>
+            </w:pPr>
+            <w:r>
+              <w:rPr>
+                <w:sz w:val="19"/>
+                <w:szCs w:val="19"/>
+              </w:rPr>
+              <w:t xml:space="preserve">C)  44</w:t>
+            </w:r>
+          </w:p>
+          <w:p>
+            <w:pPr>
+              <w:spacing w:after="30"/>
+              <w:ind w:left="180"/>
+            </w:pPr>
+            <w:r>
+              <w:rPr>
+                <w:sz w:val="19"/>
+                <w:szCs w:val="19"/>
+              </w:rPr>
+              <w:t xml:space="preserve">D)  220</w:t>
+            </w:r>
+          </w:p>
+        </w:tc>
+        <w:tc>
+          <w:tcPr>
+            <w:tcW w:type="dxa" w:w="3560"/>
+            <w:tcMar>
+              <w:top w:type="dxa" w:w="80"/>
+              <w:left w:type="dxa" w:w="100"/>
+              <w:bottom w:type="dxa" w:w="80"/>
+              <w:right w:type="dxa" w:w="100"/>
+            </w:tcMar>
+            <w:vAlign w:val="top"/>
+          </w:tcPr>
+          <w:p>
+            <w:pPr>
+              <w:pBdr>
+                <w:bottom w:val="single" w:color="AFBECC" w:sz="6"/>
+              </w:pBdr>
+              <w:spacing w:after="30" w:before="150"/>
             </w:pPr>
             <w:r>
               <w:t xml:space="preserve"/>
@@ -3855,7 +4749,147 @@
           </w:p>
           <w:p>
             <w:pPr>
-              <w:spacing w:after="0" w:line="320"/>
+              <w:pBdr>
+                <w:bottom w:val="single" w:color="AFBECC" w:sz="6"/>
+              </w:pBdr>
+              <w:spacing w:after="30" w:before="150"/>
+            </w:pPr>
+            <w:r>
+              <w:t xml:space="preserve"/>
+            </w:r>
+          </w:p>
+          <w:p>
+            <w:pPr>
+              <w:pBdr>
+                <w:bottom w:val="single" w:color="AFBECC" w:sz="6"/>
+              </w:pBdr>
+              <w:spacing w:after="30" w:before="150"/>
+            </w:pPr>
+            <w:r>
+              <w:t xml:space="preserve"/>
+            </w:r>
+          </w:p>
+          <w:p>
+            <w:pPr>
+              <w:pBdr>
+                <w:bottom w:val="single" w:color="AFBECC" w:sz="6"/>
+              </w:pBdr>
+              <w:spacing w:after="30" w:before="150"/>
+            </w:pPr>
+            <w:r>
+              <w:t xml:space="preserve"/>
+            </w:r>
+          </w:p>
+        </w:tc>
+        <w:tc>
+          <w:tcPr>
+            <w:tcW w:type="dxa" w:w="3000"/>
+            <w:shd w:fill="FBF3E2" w:color="auto" w:val="clear"/>
+            <w:tcMar>
+              <w:top w:type="dxa" w:w="80"/>
+              <w:left w:type="dxa" w:w="100"/>
+              <w:bottom w:type="dxa" w:w="80"/>
+              <w:right w:type="dxa" w:w="100"/>
+            </w:tcMar>
+            <w:vAlign w:val="top"/>
+          </w:tcPr>
+          <w:p>
+            <w:pPr>
+              <w:spacing w:after="40"/>
+            </w:pPr>
+            <w:r>
+              <w:rPr>
+                <w:b/>
+                <w:bCs/>
+                <w:color w:val="12355B"/>
+                <w:sz w:val="19"/>
+                <w:szCs w:val="19"/>
+              </w:rPr>
+              <w:t xml:space="preserve">Because... </w:t>
+            </w:r>
+            <w:r>
+              <w:rPr>
+                <w:color w:val="AFBECC"/>
+                <w:sz w:val="19"/>
+                <w:szCs w:val="19"/>
+              </w:rPr>
+              <w:t xml:space="preserve">________________</w:t>
+            </w:r>
+          </w:p>
+          <w:p>
+            <w:pPr>
+              <w:pBdr>
+                <w:bottom w:val="single" w:color="AFBECC" w:sz="6"/>
+              </w:pBdr>
+              <w:spacing w:after="30" w:before="150"/>
+            </w:pPr>
+            <w:r>
+              <w:t xml:space="preserve"/>
+            </w:r>
+          </w:p>
+          <w:p>
+            <w:pPr>
+              <w:spacing w:after="40" w:before="80"/>
+            </w:pPr>
+            <w:r>
+              <w:rPr>
+                <w:b/>
+                <w:bCs/>
+                <w:color w:val="6B4FA0"/>
+                <w:sz w:val="19"/>
+                <w:szCs w:val="19"/>
+              </w:rPr>
+              <w:t xml:space="preserve">Although... </w:t>
+            </w:r>
+            <w:r>
+              <w:rPr>
+                <w:color w:val="AFBECC"/>
+                <w:sz w:val="19"/>
+                <w:szCs w:val="19"/>
+              </w:rPr>
+              <w:t xml:space="preserve">_______________</w:t>
+            </w:r>
+          </w:p>
+          <w:p>
+            <w:pPr>
+              <w:pBdr>
+                <w:bottom w:val="single" w:color="AFBECC" w:sz="6"/>
+              </w:pBdr>
+              <w:spacing w:after="30" w:before="150"/>
+            </w:pPr>
+            <w:r>
+              <w:t xml:space="preserve"/>
+            </w:r>
+          </w:p>
+          <w:p>
+            <w:pPr>
+              <w:spacing w:after="40" w:before="80"/>
+            </w:pPr>
+            <w:r>
+              <w:rPr>
+                <w:b/>
+                <w:bCs/>
+                <w:color w:val="1FA6A2"/>
+                <w:sz w:val="19"/>
+                <w:szCs w:val="19"/>
+              </w:rPr>
+              <w:t xml:space="preserve">Therefore... </w:t>
+            </w:r>
+            <w:r>
+              <w:rPr>
+                <w:color w:val="AFBECC"/>
+                <w:sz w:val="19"/>
+                <w:szCs w:val="19"/>
+              </w:rPr>
+              <w:t xml:space="preserve">______________</w:t>
+            </w:r>
+          </w:p>
+          <w:p>
+            <w:pPr>
+              <w:pBdr>
+                <w:bottom w:val="single" w:color="AFBECC" w:sz="6"/>
+              </w:pBdr>
+              <w:spacing w:after="30" w:before="150"/>
             </w:pPr>
             <w:r>
               <w:t xml:space="preserve"/>
@@ -3866,58 +4900,173 @@
     </w:tbl>
     <w:p>
       <w:pPr>
-        <w:keepNext/>
-        <w:spacing w:after="60" w:before="160"/>
-      </w:pPr>
-      <w:r>
-        <w:rPr>
-          <w:b/>
-          <w:bCs/>
-          <w:color w:val="12355B"/>
-          <w:sz w:val="22"/>
-          <w:szCs w:val="22"/>
-        </w:rPr>
-        <w:t xml:space="preserve">4.  </w:t>
-      </w:r>
-      <w:r>
-        <w:rPr>
-          <w:b/>
-          <w:bCs/>
-          <w:sz w:val="21"/>
-          <w:szCs w:val="21"/>
-        </w:rPr>
-        <w:t xml:space="preserve">The word 'approximately' appears in the storage problem. What does it tell you about the answer you need?</w:t>
+        <w:spacing w:after="80"/>
+      </w:pPr>
+      <w:r>
+        <w:t xml:space="preserve"/>
       </w:r>
     </w:p>
     <w:tbl>
       <w:tblPr>
-        <w:tblW w:type="pct" w:w="100%"/>
+        <w:tblW w:type="dxa" w:w="9360"/>
         <w:tblBorders>
           <w:top w:val="single" w:color="C7D2DD" w:sz="6"/>
           <w:left w:val="single" w:color="C7D2DD" w:sz="6"/>
           <w:bottom w:val="single" w:color="C7D2DD" w:sz="6"/>
           <w:right w:val="single" w:color="C7D2DD" w:sz="6"/>
-          <w:insideH w:val="single" w:color="auto" w:sz="4"/>
-          <w:insideV w:val="single" w:color="auto" w:sz="4"/>
+          <w:insideH w:val="single" w:color="C7D2DD" w:sz="6"/>
+          <w:insideV w:val="single" w:color="C7D2DD" w:sz="6"/>
         </w:tblBorders>
       </w:tblPr>
       <w:tblGrid>
-        <w:gridCol w:w="100"/>
+        <w:gridCol w:w="2800"/>
+        <w:gridCol w:w="3560"/>
+        <w:gridCol w:w="3000"/>
       </w:tblGrid>
       <w:tr>
-        <w:tc>
-          <w:tcPr>
+        <w:trPr>
+          <w:cantSplit/>
+          <w:tblHeader/>
+        </w:trPr>
+        <w:tc>
+          <w:tcPr>
+            <w:tcW w:type="dxa" w:w="2800"/>
+            <w:shd w:fill="EEF4F8" w:color="auto" w:val="clear"/>
+            <w:tcMar>
+              <w:top w:type="dxa" w:w="60"/>
+              <w:left w:type="dxa" w:w="100"/>
+              <w:bottom w:type="dxa" w:w="60"/>
+              <w:right w:type="dxa" w:w="100"/>
+            </w:tcMar>
+          </w:tcPr>
+          <w:p>
+            <w:pPr>
+              <w:spacing w:after="0"/>
+            </w:pPr>
+            <w:r>
+              <w:rPr>
+                <w:b/>
+                <w:bCs/>
+                <w:color w:val="12355B"/>
+                <w:sz w:val="16"/>
+                <w:szCs w:val="16"/>
+              </w:rPr>
+              <w:t xml:space="preserve">CORE PROBLEM / GIVEN REPRESENTATION</w:t>
+            </w:r>
+          </w:p>
+        </w:tc>
+        <w:tc>
+          <w:tcPr>
+            <w:tcW w:type="dxa" w:w="3560"/>
+            <w:shd w:fill="EEF4F8" w:color="auto" w:val="clear"/>
+            <w:tcMar>
+              <w:top w:type="dxa" w:w="60"/>
+              <w:left w:type="dxa" w:w="100"/>
+              <w:bottom w:type="dxa" w:w="60"/>
+              <w:right w:type="dxa" w:w="100"/>
+            </w:tcMar>
+          </w:tcPr>
+          <w:p>
+            <w:pPr>
+              <w:spacing w:after="0"/>
+            </w:pPr>
+            <w:r>
+              <w:rPr>
+                <w:b/>
+                <w:bCs/>
+                <w:color w:val="12355B"/>
+                <w:sz w:val="16"/>
+                <w:szCs w:val="16"/>
+              </w:rPr>
+              <w:t xml:space="preserve">WORKING SPACE / CALCULATION STEPS</w:t>
+            </w:r>
+          </w:p>
+        </w:tc>
+        <w:tc>
+          <w:tcPr>
+            <w:tcW w:type="dxa" w:w="3000"/>
             <w:shd w:fill="FBF3E2" w:color="auto" w:val="clear"/>
             <w:tcMar>
               <w:top w:type="dxa" w:w="60"/>
-              <w:left w:type="dxa" w:w="120"/>
+              <w:left w:type="dxa" w:w="100"/>
               <w:bottom w:type="dxa" w:w="60"/>
-              <w:right w:type="dxa" w:w="120"/>
-            </w:tcMar>
-          </w:tcPr>
-          <w:p>
-            <w:pPr>
-              <w:spacing w:after="0" w:line="320"/>
+              <w:right w:type="dxa" w:w="100"/>
+            </w:tcMar>
+          </w:tcPr>
+          <w:p>
+            <w:pPr>
+              <w:spacing w:after="0"/>
+            </w:pPr>
+            <w:r>
+              <w:rPr>
+                <w:b/>
+                <w:bCs/>
+                <w:color w:val="B97A12"/>
+                <w:sz w:val="16"/>
+                <w:szCs w:val="16"/>
+              </w:rPr>
+              <w:t xml:space="preserve">EXPLAIN YOUR REASONING</w:t>
+            </w:r>
+          </w:p>
+        </w:tc>
+      </w:tr>
+      <w:tr>
+        <w:trPr>
+          <w:cantSplit/>
+        </w:trPr>
+        <w:tc>
+          <w:tcPr>
+            <w:tcW w:type="dxa" w:w="2800"/>
+            <w:tcMar>
+              <w:top w:type="dxa" w:w="80"/>
+              <w:left w:type="dxa" w:w="100"/>
+              <w:bottom w:type="dxa" w:w="80"/>
+              <w:right w:type="dxa" w:w="100"/>
+            </w:tcMar>
+            <w:vAlign w:val="top"/>
+          </w:tcPr>
+          <w:p>
+            <w:pPr>
+              <w:spacing w:after="60"/>
+            </w:pPr>
+            <w:r>
+              <w:rPr>
+                <w:b/>
+                <w:bCs/>
+                <w:color w:val="12355B"/>
+                <w:sz w:val="21"/>
+                <w:szCs w:val="21"/>
+              </w:rPr>
+              <w:t xml:space="preserve">4.  </w:t>
+            </w:r>
+            <w:r>
+              <w:rPr>
+                <w:b/>
+                <w:bCs/>
+                <w:sz w:val="20"/>
+                <w:szCs w:val="20"/>
+              </w:rPr>
+              <w:t xml:space="preserve">The word 'approximately' appears in the storage problem. What does it tell you about the answer you need?</w:t>
+            </w:r>
+          </w:p>
+        </w:tc>
+        <w:tc>
+          <w:tcPr>
+            <w:tcW w:type="dxa" w:w="3560"/>
+            <w:tcMar>
+              <w:top w:type="dxa" w:w="80"/>
+              <w:left w:type="dxa" w:w="100"/>
+              <w:bottom w:type="dxa" w:w="80"/>
+              <w:right w:type="dxa" w:w="100"/>
+            </w:tcMar>
+            <w:vAlign w:val="top"/>
+          </w:tcPr>
+          <w:p>
+            <w:pPr>
+              <w:pBdr>
+                <w:bottom w:val="single" w:color="AFBECC" w:sz="6"/>
+              </w:pBdr>
+              <w:spacing w:after="30" w:before="150"/>
             </w:pPr>
             <w:r>
               <w:t xml:space="preserve"/>
@@ -3925,7 +5074,10 @@
           </w:p>
           <w:p>
             <w:pPr>
-              <w:spacing w:after="0" w:line="320"/>
+              <w:pBdr>
+                <w:bottom w:val="single" w:color="AFBECC" w:sz="6"/>
+              </w:pBdr>
+              <w:spacing w:after="30" w:before="150"/>
             </w:pPr>
             <w:r>
               <w:t xml:space="preserve"/>
@@ -3933,7 +5085,10 @@
           </w:p>
           <w:p>
             <w:pPr>
-              <w:spacing w:after="0" w:line="320"/>
+              <w:pBdr>
+                <w:bottom w:val="single" w:color="AFBECC" w:sz="6"/>
+              </w:pBdr>
+              <w:spacing w:after="30" w:before="150"/>
             </w:pPr>
             <w:r>
               <w:t xml:space="preserve"/>
@@ -3941,7 +5096,125 @@
           </w:p>
           <w:p>
             <w:pPr>
-              <w:spacing w:after="0" w:line="320"/>
+              <w:pBdr>
+                <w:bottom w:val="single" w:color="AFBECC" w:sz="6"/>
+              </w:pBdr>
+              <w:spacing w:after="30" w:before="150"/>
+            </w:pPr>
+            <w:r>
+              <w:t xml:space="preserve"/>
+            </w:r>
+          </w:p>
+        </w:tc>
+        <w:tc>
+          <w:tcPr>
+            <w:tcW w:type="dxa" w:w="3000"/>
+            <w:shd w:fill="FBF3E2" w:color="auto" w:val="clear"/>
+            <w:tcMar>
+              <w:top w:type="dxa" w:w="80"/>
+              <w:left w:type="dxa" w:w="100"/>
+              <w:bottom w:type="dxa" w:w="80"/>
+              <w:right w:type="dxa" w:w="100"/>
+            </w:tcMar>
+            <w:vAlign w:val="top"/>
+          </w:tcPr>
+          <w:p>
+            <w:pPr>
+              <w:spacing w:after="40"/>
+            </w:pPr>
+            <w:r>
+              <w:rPr>
+                <w:b/>
+                <w:bCs/>
+                <w:color w:val="12355B"/>
+                <w:sz w:val="19"/>
+                <w:szCs w:val="19"/>
+              </w:rPr>
+              <w:t xml:space="preserve">Because... </w:t>
+            </w:r>
+            <w:r>
+              <w:rPr>
+                <w:color w:val="AFBECC"/>
+                <w:sz w:val="19"/>
+                <w:szCs w:val="19"/>
+              </w:rPr>
+              <w:t xml:space="preserve">________________</w:t>
+            </w:r>
+          </w:p>
+          <w:p>
+            <w:pPr>
+              <w:pBdr>
+                <w:bottom w:val="single" w:color="AFBECC" w:sz="6"/>
+              </w:pBdr>
+              <w:spacing w:after="30" w:before="150"/>
+            </w:pPr>
+            <w:r>
+              <w:t xml:space="preserve"/>
+            </w:r>
+          </w:p>
+          <w:p>
+            <w:pPr>
+              <w:spacing w:after="40" w:before="80"/>
+            </w:pPr>
+            <w:r>
+              <w:rPr>
+                <w:b/>
+                <w:bCs/>
+                <w:color w:val="6B4FA0"/>
+                <w:sz w:val="19"/>
+                <w:szCs w:val="19"/>
+              </w:rPr>
+              <w:t xml:space="preserve">Although... </w:t>
+            </w:r>
+            <w:r>
+              <w:rPr>
+                <w:color w:val="AFBECC"/>
+                <w:sz w:val="19"/>
+                <w:szCs w:val="19"/>
+              </w:rPr>
+              <w:t xml:space="preserve">_______________</w:t>
+            </w:r>
+          </w:p>
+          <w:p>
+            <w:pPr>
+              <w:pBdr>
+                <w:bottom w:val="single" w:color="AFBECC" w:sz="6"/>
+              </w:pBdr>
+              <w:spacing w:after="30" w:before="150"/>
+            </w:pPr>
+            <w:r>
+              <w:t xml:space="preserve"/>
+            </w:r>
+          </w:p>
+          <w:p>
+            <w:pPr>
+              <w:spacing w:after="40" w:before="80"/>
+            </w:pPr>
+            <w:r>
+              <w:rPr>
+                <w:b/>
+                <w:bCs/>
+                <w:color w:val="1FA6A2"/>
+                <w:sz w:val="19"/>
+                <w:szCs w:val="19"/>
+              </w:rPr>
+              <w:t xml:space="preserve">Therefore... </w:t>
+            </w:r>
+            <w:r>
+              <w:rPr>
+                <w:color w:val="AFBECC"/>
+                <w:sz w:val="19"/>
+                <w:szCs w:val="19"/>
+              </w:rPr>
+              <w:t xml:space="preserve">______________</w:t>
+            </w:r>
+          </w:p>
+          <w:p>
+            <w:pPr>
+              <w:pBdr>
+                <w:bottom w:val="single" w:color="AFBECC" w:sz="6"/>
+              </w:pBdr>
+              <w:spacing w:after="30" w:before="150"/>
             </w:pPr>
             <w:r>
               <w:t xml:space="preserve"/>
@@ -3950,6 +5223,14 @@
         </w:tc>
       </w:tr>
     </w:tbl>
+    <w:p>
+      <w:pPr>
+        <w:spacing w:after="80"/>
+      </w:pPr>
+      <w:r>
+        <w:t xml:space="preserve"/>
+      </w:r>
+    </w:p>
     <w:p>
       <w:pPr>
         <w:pStyle w:val="Heading1"/>
@@ -4068,6 +5349,149 @@
         <w:t xml:space="preserve"/>
       </w:r>
     </w:p>
+    <w:p>
+      <w:pPr>
+        <w:spacing w:after="60"/>
+      </w:pPr>
+      <w:r>
+        <w:t xml:space="preserve"/>
+      </w:r>
+    </w:p>
+    <w:tbl>
+      <w:tblPr>
+        <w:tblW w:type="dxa" w:w="9360"/>
+        <w:tblBorders>
+          <w:top w:val="single" w:color="C7D2DD" w:sz="6"/>
+          <w:left w:val="single" w:color="C7D2DD" w:sz="6"/>
+          <w:bottom w:val="single" w:color="C7D2DD" w:sz="6"/>
+          <w:right w:val="single" w:color="C7D2DD" w:sz="6"/>
+          <w:insideH w:val="single" w:color="C7D2DD" w:sz="6"/>
+          <w:insideV w:val="single" w:color="C7D2DD" w:sz="6"/>
+        </w:tblBorders>
+      </w:tblPr>
+      <w:tblGrid>
+        <w:gridCol w:w="3120"/>
+        <w:gridCol w:w="3120"/>
+        <w:gridCol w:w="3120"/>
+      </w:tblGrid>
+      <w:tr>
+        <w:trPr>
+          <w:cantSplit/>
+          <w:tblHeader/>
+        </w:trPr>
+        <w:tc>
+          <w:tcPr>
+            <w:tcW w:type="dxa" w:w="9360"/>
+            <w:gridSpan w:val="3"/>
+            <w:shd w:fill="EEF4F8" w:color="auto" w:val="clear"/>
+            <w:tcMar>
+              <w:top w:type="dxa" w:w="60"/>
+              <w:left w:type="dxa" w:w="100"/>
+              <w:bottom w:type="dxa" w:w="60"/>
+              <w:right w:type="dxa" w:w="100"/>
+            </w:tcMar>
+          </w:tcPr>
+          <w:p>
+            <w:pPr>
+              <w:spacing w:after="0"/>
+            </w:pPr>
+            <w:r>
+              <w:rPr>
+                <w:b/>
+                <w:bCs/>
+                <w:color w:val="12355B"/>
+                <w:sz w:val="18"/>
+                <w:szCs w:val="18"/>
+              </w:rPr>
+              <w:t xml:space="preserve">EXIT CHECK · 3-POINT SELF-ASSESSMENT CHECKLIST</w:t>
+            </w:r>
+          </w:p>
+        </w:tc>
+      </w:tr>
+      <w:tr>
+        <w:trPr>
+          <w:cantSplit/>
+        </w:trPr>
+        <w:tc>
+          <w:tcPr>
+            <w:tcW w:type="dxa" w:w="3120"/>
+            <w:tcMar>
+              <w:top w:type="dxa" w:w="80"/>
+              <w:left w:type="dxa" w:w="100"/>
+              <w:bottom w:type="dxa" w:w="80"/>
+              <w:right w:type="dxa" w:w="100"/>
+            </w:tcMar>
+          </w:tcPr>
+          <w:p>
+            <w:pPr>
+              <w:spacing w:after="0"/>
+            </w:pPr>
+            <w:r>
+              <w:rPr>
+                <w:b/>
+                <w:bCs/>
+                <w:color w:val="1A2733"/>
+                <w:sz w:val="18"/>
+                <w:szCs w:val="18"/>
+              </w:rPr>
+              <w:t xml:space="preserve">☐ 1. Units &amp; Labels Verified</w:t>
+            </w:r>
+          </w:p>
+        </w:tc>
+        <w:tc>
+          <w:tcPr>
+            <w:tcW w:type="dxa" w:w="3120"/>
+            <w:tcMar>
+              <w:top w:type="dxa" w:w="80"/>
+              <w:left w:type="dxa" w:w="100"/>
+              <w:bottom w:type="dxa" w:w="80"/>
+              <w:right w:type="dxa" w:w="100"/>
+            </w:tcMar>
+          </w:tcPr>
+          <w:p>
+            <w:pPr>
+              <w:spacing w:after="0"/>
+            </w:pPr>
+            <w:r>
+              <w:rPr>
+                <w:b/>
+                <w:bCs/>
+                <w:color w:val="1A2733"/>
+                <w:sz w:val="18"/>
+                <w:szCs w:val="18"/>
+              </w:rPr>
+              <w:t xml:space="preserve">☐ 2. Reasoning Stated (Because / Although / Therefore)</w:t>
+            </w:r>
+          </w:p>
+        </w:tc>
+        <w:tc>
+          <w:tcPr>
+            <w:tcW w:type="dxa" w:w="3120"/>
+            <w:tcMar>
+              <w:top w:type="dxa" w:w="80"/>
+              <w:left w:type="dxa" w:w="100"/>
+              <w:bottom w:type="dxa" w:w="80"/>
+              <w:right w:type="dxa" w:w="100"/>
+            </w:tcMar>
+          </w:tcPr>
+          <w:p>
+            <w:pPr>
+              <w:spacing w:after="0"/>
+            </w:pPr>
+            <w:r>
+              <w:rPr>
+                <w:b/>
+                <w:bCs/>
+                <w:color w:val="1A2733"/>
+                <w:sz w:val="18"/>
+                <w:szCs w:val="18"/>
+              </w:rPr>
+              <w:t xml:space="preserve">☐ 3. Calculations Double-Checked</w:t>
+            </w:r>
+          </w:p>
+        </w:tc>
+      </w:tr>
+    </w:tbl>
     <w:sectPr>
       <w:headerReference w:type="default" r:id="rId7"/>
       <w:footerReference w:type="default" r:id="rId8"/>
